--- a/docs/notes/host_resist_tol.docx
+++ b/docs/notes/host_resist_tol.docx
@@ -7,37 +7,7 @@
         <w:pStyle w:val="Title"/>
       </w:pPr>
       <w:r>
-        <w:t xml:space="preserve">evolution</w:t>
-      </w:r>
-      <w:r>
-        <w:t xml:space="preserve"> </w:t>
-      </w:r>
-      <w:r>
-        <w:t xml:space="preserve">of</w:t>
-      </w:r>
-      <w:r>
-        <w:t xml:space="preserve"> </w:t>
-      </w:r>
-      <w:r>
-        <w:t xml:space="preserve">host</w:t>
-      </w:r>
-      <w:r>
-        <w:t xml:space="preserve"> </w:t>
-      </w:r>
-      <w:r>
-        <w:t xml:space="preserve">resistance</w:t>
-      </w:r>
-      <w:r>
-        <w:t xml:space="preserve"> </w:t>
-      </w:r>
-      <w:r>
-        <w:t xml:space="preserve">and</w:t>
-      </w:r>
-      <w:r>
-        <w:t xml:space="preserve"> </w:t>
-      </w:r>
-      <w:r>
-        <w:t xml:space="preserve">tolerance</w:t>
+        <w:t xml:space="preserve">evolution of host resistance and tolerance</w:t>
       </w:r>
     </w:p>
     <w:p>
@@ -45,19 +15,7 @@
         <w:pStyle w:val="Date"/>
       </w:pPr>
       <w:r>
-        <w:t xml:space="preserve">28</w:t>
-      </w:r>
-      <w:r>
-        <w:t xml:space="preserve"> </w:t>
-      </w:r>
-      <w:r>
-        <w:t xml:space="preserve">October</w:t>
-      </w:r>
-      <w:r>
-        <w:t xml:space="preserve"> </w:t>
-      </w:r>
-      <w:r>
-        <w:t xml:space="preserve">2023</w:t>
+        <w:t xml:space="preserve">28 October 2023</w:t>
       </w:r>
     </w:p>
     <w:bookmarkStart w:id="124" w:name="definitionsquestions"/>
@@ -71,16 +29,16 @@
     </w:p>
     <w:p>
       <w:pPr>
+        <w:pStyle w:val="Compact"/>
         <w:numPr>
           <w:ilvl w:val="0"/>
           <w:numId w:val="1001"/>
         </w:numPr>
-        <w:pStyle w:val="Compact"/>
       </w:pPr>
       <w:r>
         <w:rPr>
+          <w:b/>
           <w:bCs/>
-          <w:b/>
         </w:rPr>
         <w:t xml:space="preserve">resistance</w:t>
       </w:r>
@@ -90,16 +48,16 @@
     </w:p>
     <w:p>
       <w:pPr>
+        <w:pStyle w:val="Compact"/>
         <w:numPr>
           <w:ilvl w:val="0"/>
           <w:numId w:val="1001"/>
         </w:numPr>
-        <w:pStyle w:val="Compact"/>
       </w:pPr>
       <w:r>
         <w:rPr>
+          <w:b/>
           <w:bCs/>
-          <w:b/>
         </w:rPr>
         <w:t xml:space="preserve">tolerance</w:t>
       </w:r>
@@ -109,16 +67,16 @@
     </w:p>
     <w:p>
       <w:pPr>
+        <w:pStyle w:val="Compact"/>
         <w:numPr>
           <w:ilvl w:val="0"/>
           <w:numId w:val="1001"/>
         </w:numPr>
-        <w:pStyle w:val="Compact"/>
       </w:pPr>
       <w:r>
         <w:rPr>
+          <w:b/>
           <w:bCs/>
-          <w:b/>
         </w:rPr>
         <w:t xml:space="preserve">competence</w:t>
       </w:r>
@@ -130,8 +88,8 @@
       </w:r>
       <w:r>
         <w:rPr>
+          <w:i/>
           <w:iCs/>
-          <w:i/>
         </w:rPr>
         <w:t xml:space="preserve">and transmit</w:t>
       </w:r>
@@ -144,11 +102,11 @@
     </w:p>
     <w:p>
       <w:pPr>
+        <w:pStyle w:val="Compact"/>
         <w:numPr>
           <w:ilvl w:val="0"/>
           <w:numId w:val="1001"/>
         </w:numPr>
-        <w:pStyle w:val="Compact"/>
       </w:pPr>
       <w:r>
         <w:t xml:space="preserve">encounter and compatibility filters: avoiding parasites vs killing vs tolerating them</w:t>
@@ -165,19 +123,19 @@
     </w:p>
     <w:p>
       <w:pPr>
+        <w:pStyle w:val="Compact"/>
         <w:numPr>
           <w:ilvl w:val="0"/>
           <w:numId w:val="1002"/>
         </w:numPr>
-        <w:pStyle w:val="Compact"/>
       </w:pPr>
       <w:r>
         <w:t xml:space="preserve">active defense (</w:t>
       </w:r>
       <w:r>
         <w:rPr>
+          <w:i/>
           <w:iCs/>
-          <w:i/>
         </w:rPr>
         <w:t xml:space="preserve">plastic</w:t>
       </w:r>
@@ -192,8 +150,8 @@
       </w:r>
       <w:r>
         <w:rPr>
+          <w:i/>
           <w:iCs/>
-          <w:i/>
         </w:rPr>
         <w:t xml:space="preserve">facultative</w:t>
       </w:r>
@@ -208,8 +166,8 @@
       </w:r>
       <w:r>
         <w:rPr>
+          <w:b/>
           <w:bCs/>
-          <w:b/>
         </w:rPr>
         <w:t xml:space="preserve">recognition systems</w:t>
       </w:r>
@@ -224,19 +182,19 @@
       </w:r>
       <w:r>
         <w:rPr>
+          <w:b/>
           <w:bCs/>
-          <w:b/>
         </w:rPr>
         <w:t xml:space="preserve">effectors</w:t>
       </w:r>
     </w:p>
     <w:p>
       <w:pPr>
+        <w:pStyle w:val="Compact"/>
         <w:numPr>
           <w:ilvl w:val="1"/>
           <w:numId w:val="1003"/>
         </w:numPr>
-        <w:pStyle w:val="Compact"/>
       </w:pPr>
       <w:r>
         <w:t xml:space="preserve">recognition systems are the</w:t>
@@ -246,8 +204,8 @@
       </w:r>
       <w:r>
         <w:rPr>
+          <w:i/>
           <w:iCs/>
-          <w:i/>
         </w:rPr>
         <w:t xml:space="preserve">qualitative</w:t>
       </w:r>
@@ -262,8 +220,8 @@
       </w:r>
       <w:r>
         <w:rPr>
+          <w:b/>
           <w:bCs/>
-          <w:b/>
         </w:rPr>
         <w:t xml:space="preserve">antigen</w:t>
       </w:r>
@@ -275,19 +233,19 @@
       </w:r>
       <w:r>
         <w:rPr>
+          <w:b/>
           <w:bCs/>
-          <w:b/>
         </w:rPr>
         <w:t xml:space="preserve">antibodies</w:t>
       </w:r>
     </w:p>
     <w:p>
       <w:pPr>
+        <w:pStyle w:val="Compact"/>
         <w:numPr>
           <w:ilvl w:val="1"/>
           <w:numId w:val="1003"/>
         </w:numPr>
-        <w:pStyle w:val="Compact"/>
       </w:pPr>
       <w:r>
         <w:t xml:space="preserve">must be</w:t>
@@ -297,8 +255,8 @@
       </w:r>
       <w:r>
         <w:rPr>
+          <w:b/>
           <w:bCs/>
-          <w:b/>
         </w:rPr>
         <w:t xml:space="preserve">specific</w:t>
       </w:r>
@@ -311,11 +269,11 @@
     </w:p>
     <w:p>
       <w:pPr>
+        <w:pStyle w:val="Compact"/>
         <w:numPr>
           <w:ilvl w:val="1"/>
           <w:numId w:val="1003"/>
         </w:numPr>
-        <w:pStyle w:val="Compact"/>
       </w:pPr>
       <w:r>
         <w:t xml:space="preserve">coded by the</w:t>
@@ -325,8 +283,8 @@
       </w:r>
       <w:r>
         <w:rPr>
+          <w:b/>
           <w:bCs/>
-          <w:b/>
         </w:rPr>
         <w:t xml:space="preserve">major histocompatibility complex</w:t>
       </w:r>
@@ -341,8 +299,8 @@
       </w:r>
       <w:r>
         <w:rPr>
+          <w:b/>
           <w:bCs/>
-          <w:b/>
         </w:rPr>
         <w:t xml:space="preserve">somatic recombination</w:t>
       </w:r>
@@ -358,16 +316,16 @@
     </w:p>
     <w:p>
       <w:pPr>
+        <w:pStyle w:val="Compact"/>
         <w:numPr>
           <w:ilvl w:val="1"/>
           <w:numId w:val="1003"/>
         </w:numPr>
-        <w:pStyle w:val="Compact"/>
       </w:pPr>
       <w:r>
         <w:rPr>
+          <w:i/>
           <w:iCs/>
-          <w:i/>
         </w:rPr>
         <w:t xml:space="preserve">effectors</w:t>
       </w:r>
@@ -377,11 +335,11 @@
     </w:p>
     <w:p>
       <w:pPr>
+        <w:pStyle w:val="Compact"/>
         <w:numPr>
           <w:ilvl w:val="0"/>
           <w:numId w:val="1002"/>
         </w:numPr>
-        <w:pStyle w:val="Compact"/>
       </w:pPr>
       <w:r>
         <w:t xml:space="preserve">passive/always-on defense:</w:t>
@@ -391,19 +349,19 @@
       </w:r>
       <w:r>
         <w:rPr>
+          <w:b/>
           <w:bCs/>
-          <w:b/>
         </w:rPr>
         <w:t xml:space="preserve">constitutive</w:t>
       </w:r>
     </w:p>
     <w:p>
       <w:pPr>
+        <w:pStyle w:val="Compact"/>
         <w:numPr>
           <w:ilvl w:val="1"/>
           <w:numId w:val="1004"/>
         </w:numPr>
-        <w:pStyle w:val="Compact"/>
       </w:pPr>
       <w:r>
         <w:t xml:space="preserve">changing cell surface receptors (e.g. CCR5-</w:t>
@@ -434,11 +392,11 @@
     </w:p>
     <w:p>
       <w:pPr>
+        <w:pStyle w:val="Compact"/>
         <w:numPr>
           <w:ilvl w:val="0"/>
           <w:numId w:val="1002"/>
         </w:numPr>
-        <w:pStyle w:val="Compact"/>
       </w:pPr>
       <w:r>
         <w:t xml:space="preserve">parasite countermeasures (immune evasion [trypanosomes], immune suppression [measles, anthrax, …])</w:t>
@@ -472,8 +430,8 @@
       </w:r>
       <w:r>
         <w:rPr>
+          <w:b/>
           <w:bCs/>
-          <w:b/>
         </w:rPr>
         <w:t xml:space="preserve">costs</w:t>
       </w:r>
@@ -494,11 +452,11 @@
     </w:p>
     <w:p>
       <w:pPr>
+        <w:pStyle w:val="Compact"/>
         <w:numPr>
           <w:ilvl w:val="0"/>
           <w:numId w:val="1005"/>
         </w:numPr>
-        <w:pStyle w:val="Compact"/>
       </w:pPr>
       <w:r>
         <w:t xml:space="preserve">cost of maintaining recognition mechanisms</w:t>
@@ -506,11 +464,11 @@
     </w:p>
     <w:p>
       <w:pPr>
+        <w:pStyle w:val="Compact"/>
         <w:numPr>
           <w:ilvl w:val="0"/>
           <w:numId w:val="1005"/>
         </w:numPr>
-        <w:pStyle w:val="Compact"/>
       </w:pPr>
       <w:r>
         <w:t xml:space="preserve">cost of choosing different habitats</w:t>
@@ -518,11 +476,11 @@
     </w:p>
     <w:p>
       <w:pPr>
+        <w:pStyle w:val="Compact"/>
         <w:numPr>
           <w:ilvl w:val="0"/>
           <w:numId w:val="1005"/>
         </w:numPr>
-        <w:pStyle w:val="Compact"/>
       </w:pPr>
       <w:r>
         <w:t xml:space="preserve">tradeoffs (RQ-related or ?)</w:t>
@@ -557,11 +515,11 @@
     </w:p>
     <w:p>
       <w:pPr>
+        <w:pStyle w:val="Compact"/>
         <w:numPr>
           <w:ilvl w:val="0"/>
           <w:numId w:val="1006"/>
         </w:numPr>
-        <w:pStyle w:val="Compact"/>
       </w:pPr>
       <w:r>
         <w:t xml:space="preserve">resistance lowers prevalence - selects against itself; expect</w:t>
@@ -571,27 +529,27 @@
       </w:r>
       <w:r>
         <w:rPr>
+          <w:i/>
           <w:iCs/>
-          <w:i/>
         </w:rPr>
         <w:t xml:space="preserve">polymorphism</w:t>
       </w:r>
     </w:p>
     <w:p>
       <w:pPr>
+        <w:pStyle w:val="Compact"/>
         <w:numPr>
           <w:ilvl w:val="0"/>
           <w:numId w:val="1006"/>
         </w:numPr>
-        <w:pStyle w:val="Compact"/>
       </w:pPr>
       <w:r>
         <w:t xml:space="preserve">tolerance increases prevalence - selects for itself (</w:t>
       </w:r>
       <w:r>
         <w:rPr>
+          <w:i/>
           <w:iCs/>
-          <w:i/>
         </w:rPr>
         <w:t xml:space="preserve">apparent competition</w:t>
       </w:r>
@@ -606,8 +564,8 @@
       </w:r>
       <w:r>
         <w:rPr>
+          <w:i/>
           <w:iCs/>
-          <w:i/>
         </w:rPr>
         <w:t xml:space="preserve">fixation</w:t>
       </w:r>
@@ -636,11 +594,11 @@
     </w:p>
     <w:p>
       <w:pPr>
+        <w:pStyle w:val="Compact"/>
         <w:numPr>
           <w:ilvl w:val="0"/>
           <w:numId w:val="1007"/>
         </w:numPr>
-        <w:pStyle w:val="Compact"/>
       </w:pPr>
       <w:r>
         <w:t xml:space="preserve">tolerance: loss of fitness</w:t>
@@ -650,19 +608,19 @@
       </w:r>
       <w:r>
         <w:rPr>
+          <w:b/>
           <w:bCs/>
-          <w:b/>
         </w:rPr>
         <w:t xml:space="preserve">per unit parasite load</w:t>
       </w:r>
     </w:p>
     <w:p>
       <w:pPr>
+        <w:pStyle w:val="Compact"/>
         <w:numPr>
           <w:ilvl w:val="0"/>
           <w:numId w:val="1007"/>
         </w:numPr>
-        <w:pStyle w:val="Compact"/>
       </w:pPr>
       <w:r>
         <w:t xml:space="preserve">resistance: level of parasite load</w:t>
@@ -673,7 +631,7 @@
         <w:pStyle w:val="FirstParagraph"/>
       </w:pPr>
       <w:r>
-        <w:t xml:space="preserve">(Raberg, Sim, and Read 2007; Råberg, Graham, and Read 2009)</w:t>
+        <w:t xml:space="preserve">(Råberg, Sim, and Read 2007; Råberg, Graham, and Read 2009)</w:t>
       </w:r>
     </w:p>
     <w:tbl>
@@ -681,7 +639,6 @@
         <w:tblStyle w:val="Table"/>
         <w:tblW w:type="auto" w:w="0"/>
         <w:tblLook w:firstRow="1" w:lastRow="0" w:firstColumn="0" w:lastColumn="0" w:noHBand="0" w:noVBand="0" w:val="0020"/>
-        <w:jc w:val="start"/>
       </w:tblPr>
       <w:tblGrid>
         <w:gridCol w:w="3960"/>
@@ -689,7 +646,7 @@
       </w:tblGrid>
       <w:tr>
         <w:trPr>
-          <w:tblHeader w:val="true"/>
+          <w:tblHeader w:val="on"/>
         </w:trPr>
         <w:tc>
           <w:tcPr/>
@@ -814,7 +771,6 @@
           <w:p>
             <w:pPr>
               <w:pStyle w:val="Compact"/>
-              <w:jc w:val="left"/>
             </w:pPr>
             <w:hyperlink r:id="rId29"/>
           </w:p>
@@ -833,11 +789,11 @@
     </w:p>
     <w:p>
       <w:pPr>
+        <w:pStyle w:val="Compact"/>
         <w:numPr>
           <w:ilvl w:val="0"/>
           <w:numId w:val="1008"/>
         </w:numPr>
-        <w:pStyle w:val="Compact"/>
       </w:pPr>
       <w:r>
         <w:t xml:space="preserve">Genetic</w:t>
@@ -847,8 +803,8 @@
       </w:r>
       <w:r>
         <w:rPr>
+          <w:i/>
           <w:iCs/>
-          <w:i/>
         </w:rPr>
         <w:t xml:space="preserve">polymorphisms</w:t>
       </w:r>
@@ -871,11 +827,11 @@
     </w:p>
     <w:p>
       <w:pPr>
+        <w:pStyle w:val="Compact"/>
         <w:numPr>
           <w:ilvl w:val="0"/>
           <w:numId w:val="1009"/>
         </w:numPr>
-        <w:pStyle w:val="Compact"/>
       </w:pPr>
       <w:r>
         <w:t xml:space="preserve">genetic drift (null)</w:t>
@@ -883,19 +839,19 @@
     </w:p>
     <w:p>
       <w:pPr>
+        <w:pStyle w:val="Compact"/>
         <w:numPr>
           <w:ilvl w:val="1"/>
           <w:numId w:val="1010"/>
         </w:numPr>
-        <w:pStyle w:val="Compact"/>
       </w:pPr>
       <w:r>
         <w:t xml:space="preserve">historic size of populations? (historical records, population genetics [</w:t>
       </w:r>
       <w:r>
         <w:rPr>
+          <w:i/>
           <w:iCs/>
-          <w:i/>
         </w:rPr>
         <w:t xml:space="preserve">coalescents</w:t>
       </w:r>
@@ -905,11 +861,11 @@
     </w:p>
     <w:p>
       <w:pPr>
+        <w:pStyle w:val="Compact"/>
         <w:numPr>
           <w:ilvl w:val="1"/>
           <w:numId w:val="1010"/>
         </w:numPr>
-        <w:pStyle w:val="Compact"/>
       </w:pPr>
       <w:r>
         <w:t xml:space="preserve">strength of selection/maintenance in large populations?</w:t>
@@ -917,11 +873,11 @@
     </w:p>
     <w:p>
       <w:pPr>
+        <w:pStyle w:val="Compact"/>
         <w:numPr>
           <w:ilvl w:val="0"/>
           <w:numId w:val="1009"/>
         </w:numPr>
-        <w:pStyle w:val="Compact"/>
       </w:pPr>
       <w:r>
         <w:t xml:space="preserve">heterozygote advantage</w:t>
@@ -929,11 +885,11 @@
     </w:p>
     <w:p>
       <w:pPr>
+        <w:pStyle w:val="Compact"/>
         <w:numPr>
           <w:ilvl w:val="0"/>
           <w:numId w:val="1009"/>
         </w:numPr>
-        <w:pStyle w:val="Compact"/>
       </w:pPr>
       <w:r>
         <w:t xml:space="preserve">frequency-dependent selection (RQ vs. arms race)</w:t>
@@ -951,11 +907,11 @@
     </w:p>
     <w:p>
       <w:pPr>
+        <w:pStyle w:val="Compact"/>
         <w:numPr>
           <w:ilvl w:val="0"/>
           <w:numId w:val="1011"/>
         </w:numPr>
-        <w:pStyle w:val="Compact"/>
       </w:pPr>
       <w:r>
         <w:t xml:space="preserve">Lethal abnormality in hexosaminidase A (lipid metabolism);</w:t>
@@ -969,11 +925,11 @@
     </w:p>
     <w:p>
       <w:pPr>
+        <w:pStyle w:val="Compact"/>
         <w:numPr>
           <w:ilvl w:val="0"/>
           <w:numId w:val="1011"/>
         </w:numPr>
-        <w:pStyle w:val="Compact"/>
       </w:pPr>
       <w:r>
         <w:t xml:space="preserve">Mendelian, recessive lethal (</w:t>
@@ -998,11 +954,11 @@
     </w:p>
     <w:p>
       <w:pPr>
+        <w:pStyle w:val="Compact"/>
         <w:numPr>
           <w:ilvl w:val="0"/>
           <w:numId w:val="1011"/>
         </w:numPr>
-        <w:pStyle w:val="Compact"/>
       </w:pPr>
       <w:r>
         <w:t xml:space="preserve">allele frequency</w:t>
@@ -1027,11 +983,11 @@
     </w:p>
     <w:p>
       <w:pPr>
+        <w:pStyle w:val="Compact"/>
         <w:numPr>
           <w:ilvl w:val="0"/>
           <w:numId w:val="1011"/>
         </w:numPr>
-        <w:pStyle w:val="Compact"/>
       </w:pPr>
       <w:r>
         <w:t xml:space="preserve">Population-genetic evidence suggests drift</w:t>
@@ -1039,11 +995,11 @@
     </w:p>
     <w:p>
       <w:pPr>
+        <w:pStyle w:val="Compact"/>
         <w:numPr>
           <w:ilvl w:val="0"/>
           <w:numId w:val="1011"/>
         </w:numPr>
-        <w:pStyle w:val="Compact"/>
       </w:pPr>
       <w:r>
         <w:t xml:space="preserve">(Terrible!) speculation about</w:t>
@@ -1053,8 +1009,8 @@
       </w:r>
       <w:r>
         <w:rPr>
+          <w:b/>
           <w:bCs/>
-          <w:b/>
         </w:rPr>
         <w:t xml:space="preserve">overdominance</w:t>
       </w:r>
@@ -1069,8 +1025,8 @@
       </w:r>
       <w:r>
         <w:rPr>
+          <w:b/>
           <w:bCs/>
-          <w:b/>
         </w:rPr>
         <w:t xml:space="preserve">heterozygote advantage</w:t>
       </w:r>
@@ -1096,11 +1052,11 @@
     </w:p>
     <w:p>
       <w:pPr>
+        <w:pStyle w:val="Compact"/>
         <w:numPr>
           <w:ilvl w:val="0"/>
           <w:numId w:val="1012"/>
         </w:numPr>
-        <w:pStyle w:val="Compact"/>
       </w:pPr>
       <w:r>
         <w:t xml:space="preserve">metabolic disorder (phenylalanine)</w:t>
@@ -1108,11 +1064,11 @@
     </w:p>
     <w:p>
       <w:pPr>
+        <w:pStyle w:val="Compact"/>
         <w:numPr>
           <w:ilvl w:val="0"/>
           <w:numId w:val="1012"/>
         </w:numPr>
-        <w:pStyle w:val="Compact"/>
       </w:pPr>
       <w:r>
         <w:t xml:space="preserve">many different mutations</w:t>
@@ -1120,19 +1076,19 @@
     </w:p>
     <w:p>
       <w:pPr>
+        <w:pStyle w:val="Compact"/>
         <w:numPr>
           <w:ilvl w:val="0"/>
           <w:numId w:val="1012"/>
         </w:numPr>
-        <w:pStyle w:val="Compact"/>
       </w:pPr>
       <w:r>
         <w:t xml:space="preserve">homozygous PKU historically lethal (</w:t>
       </w:r>
       <w:r>
         <w:rPr>
+          <w:b/>
           <w:bCs/>
-          <w:b/>
         </w:rPr>
         <w:t xml:space="preserve">selection coefficient</w:t>
       </w:r>
@@ -1145,11 +1101,11 @@
     </w:p>
     <w:p>
       <w:pPr>
+        <w:pStyle w:val="Compact"/>
         <w:numPr>
           <w:ilvl w:val="0"/>
           <w:numId w:val="1012"/>
         </w:numPr>
-        <w:pStyle w:val="Compact"/>
       </w:pPr>
       <w:r>
         <w:t xml:space="preserve">PKU alleles are old</w:t>
@@ -1244,11 +1200,11 @@
     </w:p>
     <w:p>
       <w:pPr>
+        <w:pStyle w:val="Compact"/>
         <w:numPr>
           <w:ilvl w:val="0"/>
           <w:numId w:val="1013"/>
         </w:numPr>
-        <w:pStyle w:val="Compact"/>
       </w:pPr>
       <w:r>
         <w:t xml:space="preserve">many different mutations</w:t>
@@ -1256,11 +1212,11 @@
     </w:p>
     <w:p>
       <w:pPr>
+        <w:pStyle w:val="Compact"/>
         <w:numPr>
           <w:ilvl w:val="0"/>
           <w:numId w:val="1013"/>
         </w:numPr>
-        <w:pStyle w:val="Compact"/>
       </w:pPr>
       <w:r>
         <w:t xml:space="preserve">present across many populations</w:t>
@@ -1268,11 +1224,11 @@
     </w:p>
     <w:p>
       <w:pPr>
+        <w:pStyle w:val="Compact"/>
         <w:numPr>
           <w:ilvl w:val="0"/>
           <w:numId w:val="1013"/>
         </w:numPr>
-        <w:pStyle w:val="Compact"/>
       </w:pPr>
       <w:r>
         <w:t xml:space="preserve">populations without history of being small</w:t>
@@ -1280,11 +1236,11 @@
     </w:p>
     <w:p>
       <w:pPr>
+        <w:pStyle w:val="Compact"/>
         <w:numPr>
           <w:ilvl w:val="1"/>
           <w:numId w:val="1014"/>
         </w:numPr>
-        <w:pStyle w:val="Compact"/>
       </w:pPr>
       <w:r>
         <w:t xml:space="preserve">e.g. Irish gene pool from</w:t>
@@ -1309,11 +1265,11 @@
     </w:p>
     <w:p>
       <w:pPr>
+        <w:pStyle w:val="Compact"/>
         <w:numPr>
           <w:ilvl w:val="1"/>
           <w:numId w:val="1014"/>
         </w:numPr>
-        <w:pStyle w:val="Compact"/>
       </w:pPr>
       <w:r>
         <w:t xml:space="preserve">population size was 100K-200K</w:t>
@@ -1321,11 +1277,11 @@
     </w:p>
     <w:p>
       <w:pPr>
+        <w:pStyle w:val="Compact"/>
         <w:numPr>
           <w:ilvl w:val="1"/>
           <w:numId w:val="1014"/>
         </w:numPr>
-        <w:pStyle w:val="Compact"/>
       </w:pPr>
       <w:r>
         <w:t xml:space="preserve">current expected frequency 0.6% is twice as high as expected</w:t>
@@ -1343,11 +1299,11 @@
     </w:p>
     <w:p>
       <w:pPr>
+        <w:pStyle w:val="Compact"/>
         <w:numPr>
           <w:ilvl w:val="0"/>
           <w:numId w:val="1015"/>
         </w:numPr>
-        <w:pStyle w:val="Compact"/>
       </w:pPr>
       <w:r>
         <w:t xml:space="preserve">calculation from genetic models</w:t>
@@ -1355,11 +1311,11 @@
     </w:p>
     <w:p>
       <w:pPr>
+        <w:pStyle w:val="Compact"/>
         <w:numPr>
           <w:ilvl w:val="0"/>
           <w:numId w:val="1015"/>
         </w:numPr>
-        <w:pStyle w:val="Compact"/>
       </w:pPr>
       <w:r>
         <w:t xml:space="preserve">heterozygote advantage probably</w:t>
@@ -1384,11 +1340,11 @@
     </w:p>
     <w:p>
       <w:pPr>
+        <w:pStyle w:val="Compact"/>
         <w:numPr>
           <w:ilvl w:val="0"/>
           <w:numId w:val="1015"/>
         </w:numPr>
-        <w:pStyle w:val="Compact"/>
       </w:pPr>
       <w:r>
         <w:t xml:space="preserve">hard to measure directly!</w:t>
@@ -1396,11 +1352,11 @@
     </w:p>
     <w:p>
       <w:pPr>
+        <w:pStyle w:val="Compact"/>
         <w:numPr>
           <w:ilvl w:val="0"/>
           <w:numId w:val="1015"/>
         </w:numPr>
-        <w:pStyle w:val="Compact"/>
       </w:pPr>
       <w:r>
         <w:t xml:space="preserve">probably due to higher phenylalanine levels in heterozygotes</w:t>
@@ -1408,11 +1364,11 @@
     </w:p>
     <w:p>
       <w:pPr>
+        <w:pStyle w:val="Compact"/>
         <w:numPr>
           <w:ilvl w:val="0"/>
           <w:numId w:val="1015"/>
         </w:numPr>
-        <w:pStyle w:val="Compact"/>
       </w:pPr>
       <w:r>
         <w:t xml:space="preserve">phenotypic effects?</w:t>
@@ -1420,11 +1376,11 @@
     </w:p>
     <w:p>
       <w:pPr>
+        <w:pStyle w:val="Compact"/>
         <w:numPr>
           <w:ilvl w:val="1"/>
           <w:numId w:val="1016"/>
         </w:numPr>
-        <w:pStyle w:val="Compact"/>
       </w:pPr>
       <w:r>
         <w:t xml:space="preserve">higher birth weight</w:t>
@@ -1432,11 +1388,11 @@
     </w:p>
     <w:p>
       <w:pPr>
+        <w:pStyle w:val="Compact"/>
         <w:numPr>
           <w:ilvl w:val="1"/>
           <w:numId w:val="1016"/>
         </w:numPr>
-        <w:pStyle w:val="Compact"/>
       </w:pPr>
       <w:r>
         <w:t xml:space="preserve">mycotoxin resistance?</w:t>
@@ -1444,11 +1400,11 @@
     </w:p>
     <w:p>
       <w:pPr>
+        <w:pStyle w:val="Compact"/>
         <w:numPr>
           <w:ilvl w:val="1"/>
           <w:numId w:val="1016"/>
         </w:numPr>
-        <w:pStyle w:val="Compact"/>
       </w:pPr>
       <w:r>
         <w:t xml:space="preserve">starvation resistance?</w:t>
@@ -1466,11 +1422,11 @@
     </w:p>
     <w:p>
       <w:pPr>
+        <w:pStyle w:val="Compact"/>
         <w:numPr>
           <w:ilvl w:val="0"/>
           <w:numId w:val="1017"/>
         </w:numPr>
-        <w:pStyle w:val="Compact"/>
       </w:pPr>
       <w:r>
         <w:t xml:space="preserve">overdominance</w:t>
@@ -1484,11 +1440,11 @@
     </w:p>
     <w:p>
       <w:pPr>
+        <w:pStyle w:val="Compact"/>
         <w:numPr>
           <w:ilvl w:val="0"/>
           <w:numId w:val="1017"/>
         </w:numPr>
-        <w:pStyle w:val="Compact"/>
       </w:pPr>
       <w:r>
         <w:t xml:space="preserve">selection for</w:t>
@@ -1498,8 +1454,8 @@
       </w:r>
       <w:r>
         <w:rPr>
+          <w:i/>
           <w:iCs/>
-          <w:i/>
         </w:rPr>
         <w:t xml:space="preserve">falciparum</w:t>
       </w:r>
@@ -1512,11 +1468,11 @@
     </w:p>
     <w:p>
       <w:pPr>
+        <w:pStyle w:val="Compact"/>
         <w:numPr>
           <w:ilvl w:val="0"/>
           <w:numId w:val="1017"/>
         </w:numPr>
-        <w:pStyle w:val="Compact"/>
       </w:pPr>
       <w:r>
         <w:t xml:space="preserve">geographic patterns;</w:t>
@@ -1536,11 +1492,11 @@
     </w:p>
     <w:p>
       <w:pPr>
+        <w:pStyle w:val="Compact"/>
         <w:numPr>
           <w:ilvl w:val="0"/>
           <w:numId w:val="1017"/>
         </w:numPr>
-        <w:pStyle w:val="Compact"/>
       </w:pPr>
       <w:r>
         <w:t xml:space="preserve">mechanistic basis for protection</w:t>
@@ -1548,11 +1504,11 @@
     </w:p>
     <w:p>
       <w:pPr>
+        <w:pStyle w:val="Compact"/>
         <w:numPr>
           <w:ilvl w:val="0"/>
           <w:numId w:val="1017"/>
         </w:numPr>
-        <w:pStyle w:val="Compact"/>
       </w:pPr>
       <w:r>
         <w:t xml:space="preserve">evidence for positive selection (age??)</w:t>
@@ -1617,11 +1573,11 @@
     </w:p>
     <w:p>
       <w:pPr>
+        <w:pStyle w:val="Compact"/>
         <w:numPr>
           <w:ilvl w:val="0"/>
           <w:numId w:val="1018"/>
         </w:numPr>
-        <w:pStyle w:val="Compact"/>
       </w:pPr>
       <w:r>
         <w:t xml:space="preserve">Sickle-cell (and all cases of overdominance) depends on genetic makeup of the</w:t>
@@ -1631,19 +1587,19 @@
       </w:r>
       <w:r>
         <w:rPr>
+          <w:i/>
           <w:iCs/>
-          <w:i/>
         </w:rPr>
         <w:t xml:space="preserve">population</w:t>
       </w:r>
     </w:p>
     <w:p>
       <w:pPr>
+        <w:pStyle w:val="Compact"/>
         <w:numPr>
           <w:ilvl w:val="0"/>
           <w:numId w:val="1018"/>
         </w:numPr>
-        <w:pStyle w:val="Compact"/>
       </w:pPr>
       <w:r>
         <w:t xml:space="preserve">chance of mating with a carrier is higher when allele is more common</w:t>
@@ -1651,11 +1607,11 @@
     </w:p>
     <w:p>
       <w:pPr>
+        <w:pStyle w:val="Compact"/>
         <w:numPr>
           <w:ilvl w:val="0"/>
           <w:numId w:val="1018"/>
         </w:numPr>
-        <w:pStyle w:val="Compact"/>
       </w:pPr>
       <w:r>
         <w:t xml:space="preserve">easier to do the math at the level of alleles</w:t>
@@ -1673,11 +1629,11 @@
     </w:p>
     <w:p>
       <w:pPr>
+        <w:pStyle w:val="Compact"/>
         <w:numPr>
           <w:ilvl w:val="0"/>
           <w:numId w:val="1019"/>
         </w:numPr>
-        <w:pStyle w:val="Compact"/>
       </w:pPr>
       <w:r>
         <w:t xml:space="preserve">strong selection on an allele</w:t>
@@ -1685,11 +1641,11 @@
     </w:p>
     <w:p>
       <w:pPr>
+        <w:pStyle w:val="Compact"/>
         <w:numPr>
           <w:ilvl w:val="0"/>
           <w:numId w:val="1019"/>
         </w:numPr>
-        <w:pStyle w:val="Compact"/>
       </w:pPr>
       <w:r>
         <w:t xml:space="preserve">individuals carrying that allele have high fitness</w:t>
@@ -1697,11 +1653,11 @@
     </w:p>
     <w:p>
       <w:pPr>
+        <w:pStyle w:val="Compact"/>
         <w:numPr>
           <w:ilvl w:val="0"/>
           <w:numId w:val="1019"/>
         </w:numPr>
-        <w:pStyle w:val="Compact"/>
       </w:pPr>
       <w:r>
         <w:t xml:space="preserve">lower (gene-specific)</w:t>
@@ -1711,19 +1667,19 @@
       </w:r>
       <w:r>
         <w:rPr>
+          <w:b/>
           <w:bCs/>
-          <w:b/>
         </w:rPr>
         <w:t xml:space="preserve">effective population size</w:t>
       </w:r>
     </w:p>
     <w:p>
       <w:pPr>
+        <w:pStyle w:val="Compact"/>
         <w:numPr>
           <w:ilvl w:val="0"/>
           <w:numId w:val="1019"/>
         </w:numPr>
-        <w:pStyle w:val="Compact"/>
       </w:pPr>
       <w:r>
         <w:t xml:space="preserve">neighbouring loci carried along as</w:t>
@@ -1733,8 +1689,8 @@
       </w:r>
       <w:r>
         <w:rPr>
+          <w:b/>
           <w:bCs/>
-          <w:b/>
         </w:rPr>
         <w:t xml:space="preserve">haplotypes</w:t>
       </w:r>
@@ -1746,19 +1702,19 @@
       </w:r>
       <w:r>
         <w:rPr>
+          <w:b/>
           <w:bCs/>
-          <w:b/>
         </w:rPr>
         <w:t xml:space="preserve">hitchhiking</w:t>
       </w:r>
     </w:p>
     <w:p>
       <w:pPr>
+        <w:pStyle w:val="Compact"/>
         <w:numPr>
           <w:ilvl w:val="0"/>
           <w:numId w:val="1019"/>
         </w:numPr>
-        <w:pStyle w:val="Compact"/>
       </w:pPr>
       <w:r>
         <w:t xml:space="preserve">haplotypes gradually erode (narrow) by recombination</w:t>
@@ -1766,11 +1722,11 @@
     </w:p>
     <w:p>
       <w:pPr>
+        <w:pStyle w:val="Compact"/>
         <w:numPr>
           <w:ilvl w:val="0"/>
           <w:numId w:val="1019"/>
         </w:numPr>
-        <w:pStyle w:val="Compact"/>
       </w:pPr>
       <w:r>
         <w:t xml:space="preserve">e.g. MHC class I variability in chimpanzees decreased ~ 2-3 mya</w:t>
@@ -1906,11 +1862,11 @@
     </w:p>
     <w:p>
       <w:pPr>
+        <w:pStyle w:val="Compact"/>
         <w:numPr>
           <w:ilvl w:val="0"/>
           <w:numId w:val="1020"/>
         </w:numPr>
-        <w:pStyle w:val="Compact"/>
       </w:pPr>
       <w:r>
         <w:t xml:space="preserve">hemoglobin variants:</w:t>
@@ -1918,11 +1874,11 @@
     </w:p>
     <w:p>
       <w:pPr>
+        <w:pStyle w:val="Compact"/>
         <w:numPr>
           <w:ilvl w:val="1"/>
           <w:numId w:val="1021"/>
         </w:numPr>
-        <w:pStyle w:val="Compact"/>
       </w:pPr>
       <w:r>
         <w:t xml:space="preserve">blood groups, Rh-negativity</w:t>
@@ -1936,11 +1892,11 @@
     </w:p>
     <w:p>
       <w:pPr>
+        <w:pStyle w:val="Compact"/>
         <w:numPr>
           <w:ilvl w:val="1"/>
           <w:numId w:val="1021"/>
         </w:numPr>
-        <w:pStyle w:val="Compact"/>
       </w:pPr>
       <w:r>
         <w:t xml:space="preserve">thalassemia</w:t>
@@ -1948,11 +1904,11 @@
     </w:p>
     <w:p>
       <w:pPr>
+        <w:pStyle w:val="Compact"/>
         <w:numPr>
           <w:ilvl w:val="0"/>
           <w:numId w:val="1020"/>
         </w:numPr>
-        <w:pStyle w:val="Compact"/>
       </w:pPr>
       <w:r>
         <w:t xml:space="preserve">enzyme variants:</w:t>
@@ -1960,11 +1916,11 @@
     </w:p>
     <w:p>
       <w:pPr>
+        <w:pStyle w:val="Compact"/>
         <w:numPr>
           <w:ilvl w:val="1"/>
           <w:numId w:val="1022"/>
         </w:numPr>
-        <w:pStyle w:val="Compact"/>
       </w:pPr>
       <w:r>
         <w:t xml:space="preserve">GP6D deficiency/favism</w:t>
@@ -1972,11 +1928,11 @@
     </w:p>
     <w:p>
       <w:pPr>
+        <w:pStyle w:val="Compact"/>
         <w:numPr>
           <w:ilvl w:val="2"/>
           <w:numId w:val="1023"/>
         </w:numPr>
-        <w:pStyle w:val="Compact"/>
       </w:pPr>
       <w:r>
         <w:t xml:space="preserve">Mediterranean populations</w:t>
@@ -1984,11 +1940,11 @@
     </w:p>
     <w:p>
       <w:pPr>
+        <w:pStyle w:val="Compact"/>
         <w:numPr>
           <w:ilvl w:val="2"/>
           <w:numId w:val="1023"/>
         </w:numPr>
-        <w:pStyle w:val="Compact"/>
       </w:pPr>
       <w:r>
         <w:t xml:space="preserve">X-linked</w:t>
@@ -1996,11 +1952,11 @@
     </w:p>
     <w:p>
       <w:pPr>
+        <w:pStyle w:val="Compact"/>
         <w:numPr>
           <w:ilvl w:val="2"/>
           <w:numId w:val="1023"/>
         </w:numPr>
-        <w:pStyle w:val="Compact"/>
       </w:pPr>
       <w:r>
         <w:t xml:space="preserve">arose 5-10K years ago: agriculture?</w:t>
@@ -2008,11 +1964,11 @@
     </w:p>
     <w:p>
       <w:pPr>
+        <w:pStyle w:val="Compact"/>
         <w:numPr>
           <w:ilvl w:val="0"/>
           <w:numId w:val="1020"/>
         </w:numPr>
-        <w:pStyle w:val="Compact"/>
       </w:pPr>
       <w:r>
         <w:t xml:space="preserve">Duffy antigens (protection against</w:t>
@@ -2022,8 +1978,8 @@
       </w:r>
       <w:r>
         <w:rPr>
+          <w:i/>
           <w:iCs/>
-          <w:i/>
         </w:rPr>
         <w:t xml:space="preserve">vivax</w:t>
       </w:r>
@@ -2106,11 +2062,11 @@
     </w:p>
     <w:p>
       <w:pPr>
+        <w:pStyle w:val="Compact"/>
         <w:numPr>
           <w:ilvl w:val="0"/>
           <w:numId w:val="1024"/>
         </w:numPr>
-        <w:pStyle w:val="Compact"/>
       </w:pPr>
       <w:r>
         <w:t xml:space="preserve">Lethal lung disease: mucus build-up</w:t>
@@ -2124,11 +2080,11 @@
     </w:p>
     <w:p>
       <w:pPr>
+        <w:pStyle w:val="Compact"/>
         <w:numPr>
           <w:ilvl w:val="0"/>
           <w:numId w:val="1024"/>
         </w:numPr>
-        <w:pStyle w:val="Compact"/>
       </w:pPr>
       <w:r>
         <w:t xml:space="preserve">4% carriers in European whites (1/2500 diseased:</w:t>
@@ -2189,11 +2145,11 @@
     </w:p>
     <w:p>
       <w:pPr>
+        <w:pStyle w:val="Compact"/>
         <w:numPr>
           <w:ilvl w:val="0"/>
           <w:numId w:val="1024"/>
         </w:numPr>
-        <w:pStyle w:val="Compact"/>
       </w:pPr>
       <w:r>
         <w:t xml:space="preserve">Mutated cftr gene, changes chloride metabolism;</w:t>
@@ -2207,11 +2163,11 @@
     </w:p>
     <w:p>
       <w:pPr>
+        <w:pStyle w:val="Compact"/>
         <w:numPr>
           <w:ilvl w:val="0"/>
           <w:numId w:val="1024"/>
         </w:numPr>
-        <w:pStyle w:val="Compact"/>
       </w:pPr>
       <w:r>
         <w:t xml:space="preserve">Protection from cholera? (First European cholera epidemic 1817) Dehydrating intestinal diseases? Typhoid?</w:t>
@@ -2219,16 +2175,16 @@
     </w:p>
     <w:p>
       <w:pPr>
+        <w:pStyle w:val="Compact"/>
         <w:numPr>
           <w:ilvl w:val="0"/>
           <w:numId w:val="1024"/>
         </w:numPr>
-        <w:pStyle w:val="Compact"/>
       </w:pPr>
       <w:r>
         <w:rPr>
+          <w:b/>
           <w:bCs/>
-          <w:b/>
         </w:rPr>
         <w:t xml:space="preserve">Pleiotropy</w:t>
       </w:r>
@@ -2315,11 +2271,11 @@
     </w:p>
     <w:p>
       <w:pPr>
+        <w:pStyle w:val="Compact"/>
         <w:numPr>
           <w:ilvl w:val="0"/>
           <w:numId w:val="1025"/>
         </w:numPr>
-        <w:pStyle w:val="Compact"/>
       </w:pPr>
       <w:r>
         <w:t xml:space="preserve">where does CCR5-</w:t>
@@ -2341,11 +2297,11 @@
     </w:p>
     <w:p>
       <w:pPr>
+        <w:pStyle w:val="Compact"/>
         <w:numPr>
           <w:ilvl w:val="0"/>
           <w:numId w:val="1025"/>
         </w:numPr>
-        <w:pStyle w:val="Compact"/>
       </w:pPr>
       <w:r>
         <w:t xml:space="preserve">homozygous individuals are healthy …</w:t>
@@ -2353,11 +2309,11 @@
     </w:p>
     <w:p>
       <w:pPr>
+        <w:pStyle w:val="Compact"/>
         <w:numPr>
           <w:ilvl w:val="0"/>
           <w:numId w:val="1025"/>
         </w:numPr>
-        <w:pStyle w:val="Compact"/>
       </w:pPr>
       <w:r>
         <w:t xml:space="preserve">at least 5000 years old;</w:t>
@@ -2398,17 +2354,14 @@
     </w:p>
     <w:p>
       <w:pPr>
+        <w:pStyle w:val="Compact"/>
         <w:numPr>
           <w:ilvl w:val="1"/>
           <w:numId w:val="1026"/>
         </w:numPr>
-        <w:pStyle w:val="Compact"/>
-      </w:pPr>
-      <w:r>
-        <w:t xml:space="preserve">“</w:t>
-      </w:r>
-      <w:r>
-        <w:t xml:space="preserve">If</w:t>
+      </w:pPr>
+      <w:r>
+        <w:t xml:space="preserve">“If</w:t>
       </w:r>
       <w:r>
         <w:t xml:space="preserve"> </w:t>
@@ -2425,19 +2378,16 @@
         <w:t xml:space="preserve"> </w:t>
       </w:r>
       <w:r>
-        <w:t xml:space="preserve">were neutral, population genetics theory predicts it would have to be much older given its frequency.</w:t>
-      </w:r>
-      <w:r>
-        <w:t xml:space="preserve">”</w:t>
-      </w:r>
-    </w:p>
-    <w:p>
-      <w:pPr>
+        <w:t xml:space="preserve">were neutral, population genetics theory predicts it would have to be much older given its frequency.”</w:t>
+      </w:r>
+    </w:p>
+    <w:p>
+      <w:pPr>
+        <w:pStyle w:val="Compact"/>
         <w:numPr>
           <w:ilvl w:val="0"/>
           <w:numId w:val="1025"/>
         </w:numPr>
-        <w:pStyle w:val="Compact"/>
       </w:pPr>
       <w:r>
         <w:t xml:space="preserve">high dispersal, sustained strong selection (</w:t>
@@ -2472,11 +2422,11 @@
     </w:p>
     <w:p>
       <w:pPr>
+        <w:pStyle w:val="Compact"/>
         <w:numPr>
           <w:ilvl w:val="0"/>
           <w:numId w:val="1027"/>
         </w:numPr>
-        <w:pStyle w:val="Compact"/>
       </w:pPr>
       <w:r>
         <w:t xml:space="preserve">(relatively) simple inheritance</w:t>
@@ -2484,11 +2434,11 @@
     </w:p>
     <w:p>
       <w:pPr>
+        <w:pStyle w:val="Compact"/>
         <w:numPr>
           <w:ilvl w:val="1"/>
           <w:numId w:val="1028"/>
         </w:numPr>
-        <w:pStyle w:val="Compact"/>
       </w:pPr>
       <w:r>
         <w:t xml:space="preserve">recessive/dominant, autosomal/X/Y-linked</w:t>
@@ -2496,11 +2446,11 @@
     </w:p>
     <w:p>
       <w:pPr>
+        <w:pStyle w:val="Compact"/>
         <w:numPr>
           <w:ilvl w:val="0"/>
           <w:numId w:val="1027"/>
         </w:numPr>
-        <w:pStyle w:val="Compact"/>
       </w:pPr>
       <w:r>
         <w:t xml:space="preserve">mechanisms</w:t>
@@ -2508,11 +2458,11 @@
     </w:p>
     <w:p>
       <w:pPr>
+        <w:pStyle w:val="Compact"/>
         <w:numPr>
           <w:ilvl w:val="1"/>
           <w:numId w:val="1029"/>
         </w:numPr>
-        <w:pStyle w:val="Compact"/>
       </w:pPr>
       <w:r>
         <w:t xml:space="preserve">drift</w:t>
@@ -2520,11 +2470,11 @@
     </w:p>
     <w:p>
       <w:pPr>
+        <w:pStyle w:val="Compact"/>
         <w:numPr>
           <w:ilvl w:val="1"/>
           <w:numId w:val="1029"/>
         </w:numPr>
-        <w:pStyle w:val="Compact"/>
       </w:pPr>
       <w:r>
         <w:t xml:space="preserve">heterozygote advantage</w:t>
@@ -2532,11 +2482,11 @@
     </w:p>
     <w:p>
       <w:pPr>
+        <w:pStyle w:val="Compact"/>
         <w:numPr>
           <w:ilvl w:val="1"/>
           <w:numId w:val="1029"/>
         </w:numPr>
-        <w:pStyle w:val="Compact"/>
       </w:pPr>
       <w:r>
         <w:t xml:space="preserve">balancing selection/tradeoffs; gene × environment interaction</w:t>
@@ -2544,11 +2494,11 @@
     </w:p>
     <w:p>
       <w:pPr>
+        <w:pStyle w:val="Compact"/>
         <w:numPr>
           <w:ilvl w:val="0"/>
           <w:numId w:val="1027"/>
         </w:numPr>
-        <w:pStyle w:val="Compact"/>
       </w:pPr>
       <w:r>
         <w:t xml:space="preserve">evidence</w:t>
@@ -2556,11 +2506,11 @@
     </w:p>
     <w:p>
       <w:pPr>
+        <w:pStyle w:val="Compact"/>
         <w:numPr>
           <w:ilvl w:val="1"/>
           <w:numId w:val="1030"/>
         </w:numPr>
-        <w:pStyle w:val="Compact"/>
       </w:pPr>
       <w:r>
         <w:t xml:space="preserve">ancient DNA</w:t>
@@ -2568,19 +2518,19 @@
     </w:p>
     <w:p>
       <w:pPr>
+        <w:pStyle w:val="Compact"/>
         <w:numPr>
           <w:ilvl w:val="1"/>
           <w:numId w:val="1030"/>
         </w:numPr>
-        <w:pStyle w:val="Compact"/>
       </w:pPr>
       <w:r>
         <w:t xml:space="preserve">phylogenetic patterns/</w:t>
       </w:r>
       <w:r>
         <w:rPr>
+          <w:i/>
           <w:iCs/>
-          <w:i/>
         </w:rPr>
         <w:t xml:space="preserve">coalescent</w:t>
       </w:r>
@@ -2593,11 +2543,11 @@
     </w:p>
     <w:p>
       <w:pPr>
+        <w:pStyle w:val="Compact"/>
         <w:numPr>
           <w:ilvl w:val="1"/>
           <w:numId w:val="1030"/>
         </w:numPr>
-        <w:pStyle w:val="Compact"/>
       </w:pPr>
       <w:r>
         <w:t xml:space="preserve">biogeography/history of disease/environment</w:t>
@@ -2605,11 +2555,11 @@
     </w:p>
     <w:p>
       <w:pPr>
+        <w:pStyle w:val="Compact"/>
         <w:numPr>
           <w:ilvl w:val="1"/>
           <w:numId w:val="1030"/>
         </w:numPr>
-        <w:pStyle w:val="Compact"/>
       </w:pPr>
       <w:r>
         <w:t xml:space="preserve">mechanism</w:t>
@@ -2617,11 +2567,11 @@
     </w:p>
     <w:p>
       <w:pPr>
+        <w:pStyle w:val="Compact"/>
         <w:numPr>
           <w:ilvl w:val="1"/>
           <w:numId w:val="1030"/>
         </w:numPr>
-        <w:pStyle w:val="Compact"/>
       </w:pPr>
       <w:r>
         <w:t xml:space="preserve">population history</w:t>
@@ -2799,8 +2749,8 @@
       </w:r>
       <w:r>
         <w:rPr>
+          <w:i/>
           <w:iCs/>
-          <w:i/>
         </w:rPr>
         <w:t xml:space="preserve">Trends in Ecology &amp; Evolution</w:t>
       </w:r>
@@ -2840,8 +2790,8 @@
       </w:r>
       <w:r>
         <w:rPr>
+          <w:i/>
           <w:iCs/>
-          <w:i/>
         </w:rPr>
         <w:t xml:space="preserve">Immunogenetics</w:t>
       </w:r>
@@ -2905,8 +2855,8 @@
       </w:r>
       <w:r>
         <w:rPr>
+          <w:i/>
           <w:iCs/>
-          <w:i/>
         </w:rPr>
         <w:t xml:space="preserve">Trends in Immunology</w:t>
       </w:r>
@@ -2951,8 +2901,8 @@
       </w:r>
       <w:r>
         <w:rPr>
+          <w:i/>
           <w:iCs/>
-          <w:i/>
         </w:rPr>
         <w:t xml:space="preserve">Human Molecular Genetics</w:t>
       </w:r>
@@ -2997,8 +2947,8 @@
       </w:r>
       <w:r>
         <w:rPr>
+          <w:i/>
           <w:iCs/>
-          <w:i/>
         </w:rPr>
         <w:t xml:space="preserve">Human Genetics</w:t>
       </w:r>
@@ -3043,8 +2993,8 @@
       </w:r>
       <w:r>
         <w:rPr>
+          <w:i/>
           <w:iCs/>
-          <w:i/>
         </w:rPr>
         <w:t xml:space="preserve">Advances in Anthropology</w:t>
       </w:r>
@@ -3115,8 +3065,8 @@
       </w:r>
       <w:r>
         <w:rPr>
+          <w:i/>
           <w:iCs/>
-          <w:i/>
         </w:rPr>
         <w:t xml:space="preserve">Microbes and Infection</w:t>
       </w:r>
@@ -3185,8 +3135,8 @@
       </w:r>
       <w:r>
         <w:rPr>
+          <w:i/>
           <w:iCs/>
-          <w:i/>
         </w:rPr>
         <w:t xml:space="preserve">Proceedings of the National Academy of Sciences</w:t>
       </w:r>
@@ -3270,8 +3220,8 @@
       </w:r>
       <w:r>
         <w:rPr>
+          <w:i/>
           <w:iCs/>
-          <w:i/>
         </w:rPr>
         <w:t xml:space="preserve">The American Journal of Human Genetics</w:t>
       </w:r>
@@ -3363,8 +3313,8 @@
       </w:r>
       <w:r>
         <w:rPr>
+          <w:i/>
           <w:iCs/>
-          <w:i/>
         </w:rPr>
         <w:t xml:space="preserve">Genes &amp; Immunity</w:t>
       </w:r>
@@ -3409,8 +3359,8 @@
       </w:r>
       <w:r>
         <w:rPr>
+          <w:i/>
           <w:iCs/>
-          <w:i/>
         </w:rPr>
         <w:t xml:space="preserve">Proceedings of the Royal Society B: Biological Sciences</w:t>
       </w:r>
@@ -3455,8 +3405,8 @@
       </w:r>
       <w:r>
         <w:rPr>
+          <w:i/>
           <w:iCs/>
-          <w:i/>
         </w:rPr>
         <w:t xml:space="preserve">Human Mutation</w:t>
       </w:r>
@@ -3564,8 +3514,8 @@
       </w:r>
       <w:r>
         <w:rPr>
+          <w:i/>
           <w:iCs/>
-          <w:i/>
         </w:rPr>
         <w:t xml:space="preserve">Documenta Praehistorica</w:t>
       </w:r>
@@ -3664,8 +3614,8 @@
       </w:r>
       <w:r>
         <w:rPr>
+          <w:i/>
           <w:iCs/>
-          <w:i/>
         </w:rPr>
         <w:t xml:space="preserve">Canadian Journal of Infectious Diseases and Medical Microbiology</w:t>
       </w:r>
@@ -3710,8 +3660,8 @@
       </w:r>
       <w:r>
         <w:rPr>
+          <w:i/>
           <w:iCs/>
-          <w:i/>
         </w:rPr>
         <w:t xml:space="preserve">Molecular Biology and Evolution</w:t>
       </w:r>
@@ -3812,8 +3762,8 @@
       </w:r>
       <w:r>
         <w:rPr>
+          <w:i/>
           <w:iCs/>
-          <w:i/>
         </w:rPr>
         <w:t xml:space="preserve">PLOS Biology</w:t>
       </w:r>
@@ -3858,8 +3808,8 @@
       </w:r>
       <w:r>
         <w:rPr>
+          <w:i/>
           <w:iCs/>
-          <w:i/>
         </w:rPr>
         <w:t xml:space="preserve">Nature Communications</w:t>
       </w:r>
@@ -3885,13 +3835,59 @@
       </w:r>
     </w:p>
     <w:bookmarkEnd w:id="104"/>
-    <w:bookmarkStart w:id="106" w:name="ref-raberg_disentangling_2007"/>
+    <w:bookmarkStart w:id="106" w:name="ref-raberg_decomposing_2009"/>
     <w:p>
       <w:pPr>
         <w:pStyle w:val="Bibliography"/>
       </w:pPr>
       <w:r>
-        <w:t xml:space="preserve">Raberg, Lars, Derek Sim, and Andrew F. Read. 2007.</w:t>
+        <w:t xml:space="preserve">Råberg, Lars, Andrea L Graham, and Andrew F Read. 2009.</w:t>
+      </w:r>
+      <w:r>
+        <w:t xml:space="preserve"> </w:t>
+      </w:r>
+      <w:r>
+        <w:t xml:space="preserve">“Decomposing Health: Tolerance and Resistance to Parasites in Animals.”</w:t>
+      </w:r>
+      <w:r>
+        <w:t xml:space="preserve"> </w:t>
+      </w:r>
+      <w:r>
+        <w:rPr>
+          <w:i/>
+          <w:iCs/>
+        </w:rPr>
+        <w:t xml:space="preserve">Philosophical Transactions of the Royal Society B: Biological Sciences</w:t>
+      </w:r>
+      <w:r>
+        <w:t xml:space="preserve"> </w:t>
+      </w:r>
+      <w:r>
+        <w:t xml:space="preserve">364 (1513): 37–49.</w:t>
+      </w:r>
+      <w:r>
+        <w:t xml:space="preserve"> </w:t>
+      </w:r>
+      <w:hyperlink r:id="rId105">
+        <w:r>
+          <w:rPr>
+            <w:rStyle w:val="Hyperlink"/>
+          </w:rPr>
+          <w:t xml:space="preserve">https://doi.org/10.1098/rstb.2008.0184</w:t>
+        </w:r>
+      </w:hyperlink>
+      <w:r>
+        <w:t xml:space="preserve">.</w:t>
+      </w:r>
+    </w:p>
+    <w:bookmarkEnd w:id="106"/>
+    <w:bookmarkStart w:id="108" w:name="ref-raberg_disentangling_2007"/>
+    <w:p>
+      <w:pPr>
+        <w:pStyle w:val="Bibliography"/>
+      </w:pPr>
+      <w:r>
+        <w:t xml:space="preserve">Råberg, Lars, Derek Sim, and Andrew F. Read. 2007.</w:t>
       </w:r>
       <w:r>
         <w:t xml:space="preserve"> </w:t>
@@ -3973,8 +3969,8 @@
       </w:r>
       <w:r>
         <w:rPr>
+          <w:i/>
           <w:iCs/>
-          <w:i/>
         </w:rPr>
         <w:t xml:space="preserve">Science</w:t>
       </w:r>
@@ -3987,7 +3983,7 @@
       <w:r>
         <w:t xml:space="preserve"> </w:t>
       </w:r>
-      <w:hyperlink r:id="rId105">
+      <w:hyperlink r:id="rId107">
         <w:r>
           <w:rPr>
             <w:rStyle w:val="Hyperlink"/>
@@ -3999,52 +3995,6 @@
         <w:t xml:space="preserve">.</w:t>
       </w:r>
     </w:p>
-    <w:bookmarkEnd w:id="106"/>
-    <w:bookmarkStart w:id="108" w:name="ref-raberg_decomposing_2009"/>
-    <w:p>
-      <w:pPr>
-        <w:pStyle w:val="Bibliography"/>
-      </w:pPr>
-      <w:r>
-        <w:t xml:space="preserve">Råberg, Lars, Andrea L Graham, and Andrew F Read. 2009.</w:t>
-      </w:r>
-      <w:r>
-        <w:t xml:space="preserve"> </w:t>
-      </w:r>
-      <w:r>
-        <w:t xml:space="preserve">“Decomposing Health: Tolerance and Resistance to Parasites in Animals.”</w:t>
-      </w:r>
-      <w:r>
-        <w:t xml:space="preserve"> </w:t>
-      </w:r>
-      <w:r>
-        <w:rPr>
-          <w:iCs/>
-          <w:i/>
-        </w:rPr>
-        <w:t xml:space="preserve">Philosophical Transactions of the Royal Society B: Biological Sciences</w:t>
-      </w:r>
-      <w:r>
-        <w:t xml:space="preserve"> </w:t>
-      </w:r>
-      <w:r>
-        <w:t xml:space="preserve">364 (1513): 37–49.</w:t>
-      </w:r>
-      <w:r>
-        <w:t xml:space="preserve"> </w:t>
-      </w:r>
-      <w:hyperlink r:id="rId107">
-        <w:r>
-          <w:rPr>
-            <w:rStyle w:val="Hyperlink"/>
-          </w:rPr>
-          <w:t xml:space="preserve">https://doi.org/10.1098/rstb.2008.0184</w:t>
-        </w:r>
-      </w:hyperlink>
-      <w:r>
-        <w:t xml:space="preserve">.</w:t>
-      </w:r>
-    </w:p>
     <w:bookmarkEnd w:id="108"/>
     <w:bookmarkStart w:id="109" w:name="ref-rauch_relative_2006"/>
     <w:p>
@@ -4077,8 +4027,8 @@
       </w:r>
       <w:r>
         <w:rPr>
+          <w:i/>
           <w:iCs/>
-          <w:i/>
         </w:rPr>
         <w:t xml:space="preserve">Evolutionary Ecology Research</w:t>
       </w:r>
@@ -4148,8 +4098,8 @@
       </w:r>
       <w:r>
         <w:rPr>
+          <w:i/>
           <w:iCs/>
-          <w:i/>
         </w:rPr>
         <w:t xml:space="preserve">Evolution</w:t>
       </w:r>
@@ -4206,8 +4156,8 @@
       </w:r>
       <w:r>
         <w:rPr>
+          <w:i/>
           <w:iCs/>
-          <w:i/>
         </w:rPr>
         <w:t xml:space="preserve">Philosophical Transactions of the Royal Society B: Biological Sciences</w:t>
       </w:r>
@@ -4252,8 +4202,8 @@
       </w:r>
       <w:r>
         <w:rPr>
+          <w:i/>
           <w:iCs/>
-          <w:i/>
         </w:rPr>
         <w:t xml:space="preserve">Nature Reviews Immunology</w:t>
       </w:r>
@@ -4307,8 +4257,8 @@
       </w:r>
       <w:r>
         <w:rPr>
+          <w:i/>
           <w:iCs/>
-          <w:i/>
         </w:rPr>
         <w:t xml:space="preserve">Proceedings of the Royal Society B: Biological Sciences</w:t>
       </w:r>
@@ -4353,8 +4303,8 @@
       </w:r>
       <w:r>
         <w:rPr>
+          <w:i/>
           <w:iCs/>
-          <w:i/>
         </w:rPr>
         <w:t xml:space="preserve">Nature</w:t>
       </w:r>
@@ -4420,8 +4370,8 @@
       </w:r>
       <w:r>
         <w:rPr>
+          <w:i/>
           <w:iCs/>
-          <w:i/>
         </w:rPr>
         <w:t xml:space="preserve">Nature</w:t>
       </w:r>
@@ -4460,7 +4410,7 @@
         <w:pStyle w:val="FirstParagraph"/>
       </w:pPr>
       <w:r>
-        <w:t xml:space="preserve">Last updated: 2023-10-30 12:17:57.472741</w:t>
+        <w:t xml:space="preserve">Last updated: 2025-08-06 19:25:39.745018</w:t>
       </w:r>
     </w:p>
     <w:bookmarkEnd w:id="123"/>
@@ -4496,14 +4446,14 @@
 <file path=word/numbering.xml><?xml version="1.0" encoding="utf-8"?>
 <w:numbering xmlns:w="http://schemas.openxmlformats.org/wordprocessingml/2006/main">
   <w:abstractNum w:abstractNumId="990">
-    <w:nsid w:val="A990"/>
+    <w:nsid w:val="0000A990"/>
     <w:multiLevelType w:val="multilevel"/>
     <w:lvl w:ilvl="0">
       <w:numFmt w:val="bullet"/>
       <w:lvlText w:val=" "/>
       <w:lvlJc w:val="left"/>
       <w:pPr>
-        <w:ind w:left="720" w:hanging="480"/>
+        <w:ind w:left="720" w:hanging="360"/>
       </w:pPr>
     </w:lvl>
     <w:lvl w:ilvl="1">
@@ -4511,7 +4461,7 @@
       <w:lvlText w:val=" "/>
       <w:lvlJc w:val="left"/>
       <w:pPr>
-        <w:ind w:left="1440" w:hanging="480"/>
+        <w:ind w:left="1440" w:hanging="360"/>
       </w:pPr>
     </w:lvl>
     <w:lvl w:ilvl="2">
@@ -4519,7 +4469,7 @@
       <w:lvlText w:val=" "/>
       <w:lvlJc w:val="left"/>
       <w:pPr>
-        <w:ind w:left="2160" w:hanging="480"/>
+        <w:ind w:left="2160" w:hanging="360"/>
       </w:pPr>
     </w:lvl>
     <w:lvl w:ilvl="3">
@@ -4527,7 +4477,7 @@
       <w:lvlText w:val=" "/>
       <w:lvlJc w:val="left"/>
       <w:pPr>
-        <w:ind w:left="2880" w:hanging="480"/>
+        <w:ind w:left="2880" w:hanging="360"/>
       </w:pPr>
     </w:lvl>
     <w:lvl w:ilvl="4">
@@ -4535,7 +4485,7 @@
       <w:lvlText w:val=" "/>
       <w:lvlJc w:val="left"/>
       <w:pPr>
-        <w:ind w:left="3600" w:hanging="480"/>
+        <w:ind w:left="3600" w:hanging="360"/>
       </w:pPr>
     </w:lvl>
     <w:lvl w:ilvl="5">
@@ -4543,7 +4493,7 @@
       <w:lvlText w:val=" "/>
       <w:lvlJc w:val="left"/>
       <w:pPr>
-        <w:ind w:left="4320" w:hanging="480"/>
+        <w:ind w:left="4320" w:hanging="360"/>
       </w:pPr>
     </w:lvl>
     <w:lvl w:ilvl="6">
@@ -4551,7 +4501,7 @@
       <w:lvlText w:val=" "/>
       <w:lvlJc w:val="left"/>
       <w:pPr>
-        <w:ind w:left="5040" w:hanging="480"/>
+        <w:ind w:left="5040" w:hanging="360"/>
       </w:pPr>
     </w:lvl>
     <w:lvl w:ilvl="7">
@@ -4559,7 +4509,7 @@
       <w:lvlText w:val=" "/>
       <w:lvlJc w:val="left"/>
       <w:pPr>
-        <w:ind w:left="5760" w:hanging="480"/>
+        <w:ind w:left="5760" w:hanging="360"/>
       </w:pPr>
     </w:lvl>
     <w:lvl w:ilvl="8">
@@ -4567,84 +4517,111 @@
       <w:lvlText w:val=" "/>
       <w:lvlJc w:val="left"/>
       <w:pPr>
-        <w:ind w:left="6480" w:hanging="480"/>
+        <w:ind w:left="6480" w:hanging="360"/>
       </w:pPr>
     </w:lvl>
   </w:abstractNum>
   <w:abstractNum w:abstractNumId="991">
-    <w:nsid w:val="A991"/>
+    <w:nsid w:val="0000A991"/>
     <w:multiLevelType w:val="multilevel"/>
     <w:lvl w:ilvl="0">
       <w:numFmt w:val="bullet"/>
-      <w:lvlText w:val="•"/>
+      <w:lvlText w:val=""/>
       <w:lvlJc w:val="left"/>
       <w:pPr>
-        <w:ind w:left="720" w:hanging="480"/>
-      </w:pPr>
+        <w:ind w:left="720" w:hanging="360"/>
+      </w:pPr>
+      <w:rPr>
+        <w:rFonts w:ascii="Symbol" w:hAnsi="Symbol" w:cs="Symbol" w:hint="default"/>
+      </w:rPr>
     </w:lvl>
     <w:lvl w:ilvl="1">
       <w:numFmt w:val="bullet"/>
-      <w:lvlText w:val="–"/>
+      <w:lvlText w:val="o"/>
       <w:lvlJc w:val="left"/>
       <w:pPr>
-        <w:ind w:left="1440" w:hanging="480"/>
-      </w:pPr>
+        <w:ind w:left="1440" w:hanging="360"/>
+      </w:pPr>
+      <w:rPr>
+        <w:rFonts w:ascii="Courier New" w:hAnsi="Courier New" w:cs="Courier New" w:hint="default"/>
+      </w:rPr>
     </w:lvl>
     <w:lvl w:ilvl="2">
       <w:numFmt w:val="bullet"/>
-      <w:lvlText w:val="•"/>
+      <w:lvlText w:val=""/>
       <w:lvlJc w:val="left"/>
       <w:pPr>
-        <w:ind w:left="2160" w:hanging="480"/>
-      </w:pPr>
+        <w:ind w:left="2160" w:hanging="360"/>
+      </w:pPr>
+      <w:rPr>
+        <w:rFonts w:ascii="Wingdings" w:hAnsi="Wingdings" w:cs="Wingdings" w:hint="default"/>
+      </w:rPr>
     </w:lvl>
     <w:lvl w:ilvl="3">
       <w:numFmt w:val="bullet"/>
-      <w:lvlText w:val="–"/>
+      <w:lvlText w:val=""/>
       <w:lvlJc w:val="left"/>
       <w:pPr>
-        <w:ind w:left="2880" w:hanging="480"/>
-      </w:pPr>
+        <w:ind w:left="2880" w:hanging="360"/>
+      </w:pPr>
+      <w:rPr>
+        <w:rFonts w:ascii="Symbol" w:hAnsi="Symbol" w:cs="Symbol" w:hint="default"/>
+      </w:rPr>
     </w:lvl>
     <w:lvl w:ilvl="4">
       <w:numFmt w:val="bullet"/>
-      <w:lvlText w:val="•"/>
+      <w:lvlText w:val="o"/>
       <w:lvlJc w:val="left"/>
       <w:pPr>
-        <w:ind w:left="3600" w:hanging="480"/>
-      </w:pPr>
+        <w:ind w:left="3600" w:hanging="360"/>
+      </w:pPr>
+      <w:rPr>
+        <w:rFonts w:ascii="Courier New" w:hAnsi="Courier New" w:cs="Courier New" w:hint="default"/>
+      </w:rPr>
     </w:lvl>
     <w:lvl w:ilvl="5">
       <w:numFmt w:val="bullet"/>
-      <w:lvlText w:val="–"/>
+      <w:lvlText w:val=""/>
       <w:lvlJc w:val="left"/>
       <w:pPr>
-        <w:ind w:left="4320" w:hanging="480"/>
-      </w:pPr>
+        <w:ind w:left="4320" w:hanging="360"/>
+      </w:pPr>
+      <w:rPr>
+        <w:rFonts w:ascii="Wingdings" w:hAnsi="Wingdings" w:cs="Wingdings" w:hint="default"/>
+      </w:rPr>
     </w:lvl>
     <w:lvl w:ilvl="6">
       <w:numFmt w:val="bullet"/>
-      <w:lvlText w:val="•"/>
+      <w:lvlText w:val=""/>
       <w:lvlJc w:val="left"/>
       <w:pPr>
-        <w:ind w:left="5040" w:hanging="480"/>
-      </w:pPr>
+        <w:ind w:left="5040" w:hanging="360"/>
+      </w:pPr>
+      <w:rPr>
+        <w:rFonts w:ascii="Symbol" w:hAnsi="Symbol" w:cs="Symbol" w:hint="default"/>
+      </w:rPr>
     </w:lvl>
     <w:lvl w:ilvl="7">
       <w:numFmt w:val="bullet"/>
-      <w:lvlText w:val="–"/>
+      <w:lvlText w:val="o"/>
       <w:lvlJc w:val="left"/>
       <w:pPr>
-        <w:ind w:left="5760" w:hanging="480"/>
-      </w:pPr>
+        <w:ind w:left="5760" w:hanging="360"/>
+      </w:pPr>
+      <w:rPr>
+        <w:rFonts w:ascii="Courier New" w:hAnsi="Courier New" w:cs="Courier New" w:hint="default"/>
+      </w:rPr>
     </w:lvl>
     <w:lvl w:ilvl="8">
       <w:numFmt w:val="bullet"/>
-      <w:lvlText w:val="•"/>
+      <w:lvlText w:val=""/>
       <w:lvlJc w:val="left"/>
       <w:pPr>
-        <w:ind w:left="6480" w:hanging="480"/>
-      </w:pPr>
+        <w:ind w:left="6480" w:hanging="360"/>
+      </w:pPr>
+      <w:rPr>
+        <w:rFonts w:ascii="Wingdings" w:hAnsi="Wingdings" w:cs="Wingdings" w:hint="default"/>
+      </w:rPr>
     </w:lvl>
   </w:abstractNum>
   <w:num w:numId="1000">
@@ -4769,10 +4746,10 @@
     <w:name w:val="Body Text"/>
     <w:basedOn w:val="Normal"/>
     <w:link w:val="BodyTextChar"/>
+    <w:qFormat/>
     <w:pPr>
       <w:spacing w:after="180" w:before="180"/>
     </w:pPr>
-    <w:qFormat/>
   </w:style>
   <w:style w:customStyle="1" w:styleId="FirstParagraph" w:type="paragraph">
     <w:name w:val="First Paragraph"/>
@@ -4792,36 +4769,69 @@
     <w:name w:val="Title"/>
     <w:basedOn w:val="Normal"/>
     <w:next w:val="BodyText"/>
+    <w:link w:val="TitleChar"/>
+    <w:uiPriority w:val="10"/>
     <w:qFormat/>
+    <w:rsid w:val="00A10FD9"/>
     <w:pPr>
-      <w:keepNext/>
-      <w:keepLines/>
-      <w:spacing w:after="240" w:before="480"/>
+      <w:spacing w:after="80" w:line="240" w:lineRule="auto"/>
+      <w:contextualSpacing/>
       <w:jc w:val="center"/>
     </w:pPr>
     <w:rPr>
       <w:rFonts w:asciiTheme="majorHAnsi" w:cstheme="majorBidi" w:eastAsiaTheme="majorEastAsia" w:hAnsiTheme="majorHAnsi"/>
-      <w:b/>
-      <w:bCs/>
-      <w:color w:themeColor="accent1" w:themeShade="B5" w:val="345A8A"/>
-      <w:sz w:val="36"/>
-      <w:szCs w:val="36"/>
+      <w:spacing w:val="-10"/>
+      <w:kern w:val="28"/>
+      <w:sz w:val="56"/>
+      <w:szCs w:val="56"/>
+    </w:rPr>
+  </w:style>
+  <w:style w:customStyle="1" w:styleId="TitleChar" w:type="character">
+    <w:name w:val="Title Char"/>
+    <w:basedOn w:val="DefaultParagraphFont"/>
+    <w:link w:val="Title"/>
+    <w:uiPriority w:val="10"/>
+    <w:rsid w:val="00A10FD9"/>
+    <w:rPr>
+      <w:rFonts w:asciiTheme="majorHAnsi" w:cstheme="majorBidi" w:eastAsiaTheme="majorEastAsia" w:hAnsiTheme="majorHAnsi"/>
+      <w:spacing w:val="-10"/>
+      <w:kern w:val="28"/>
+      <w:sz w:val="56"/>
+      <w:szCs w:val="56"/>
     </w:rPr>
   </w:style>
   <w:style w:styleId="Subtitle" w:type="paragraph">
     <w:name w:val="Subtitle"/>
     <w:basedOn w:val="Title"/>
     <w:next w:val="BodyText"/>
+    <w:link w:val="SubtitleChar"/>
+    <w:uiPriority w:val="11"/>
     <w:qFormat/>
+    <w:rsid w:val="00A10FD9"/>
     <w:pPr>
-      <w:keepNext/>
-      <w:keepLines/>
-      <w:spacing w:after="240" w:before="240"/>
-      <w:jc w:val="center"/>
+      <w:numPr>
+        <w:ilvl w:val="1"/>
+      </w:numPr>
     </w:pPr>
     <w:rPr>
-      <w:sz w:val="30"/>
-      <w:szCs w:val="30"/>
+      <w:rFonts w:cstheme="majorBidi" w:eastAsiaTheme="majorEastAsia"/>
+      <w:spacing w:val="15"/>
+      <w:sz w:val="28"/>
+      <w:szCs w:val="28"/>
+    </w:rPr>
+  </w:style>
+  <w:style w:customStyle="1" w:styleId="SubtitleChar" w:type="character">
+    <w:name w:val="Subtitle Char"/>
+    <w:basedOn w:val="DefaultParagraphFont"/>
+    <w:link w:val="Subtitle"/>
+    <w:uiPriority w:val="11"/>
+    <w:rsid w:val="00A10FD9"/>
+    <w:rPr>
+      <w:rFonts w:cstheme="majorBidi" w:eastAsiaTheme="majorEastAsia"/>
+      <w:color w:themeColor="text1" w:themeTint="A6" w:val="595959"/>
+      <w:spacing w:val="15"/>
+      <w:sz w:val="28"/>
+      <w:szCs w:val="28"/>
     </w:rPr>
   </w:style>
   <w:style w:customStyle="1" w:styleId="Author" w:type="paragraph">
@@ -4852,15 +4862,13 @@
     <w:pPr>
       <w:keepNext/>
       <w:keepLines/>
+      <w:spacing w:after="0" w:before="300"/>
       <w:jc w:val="center"/>
-      <w:spacing w:after="0" w:before="300"/>
     </w:pPr>
     <w:rPr>
+      <w:b/>
       <w:sz w:val="20"/>
       <w:szCs w:val="20"/>
-      <w:b/>
-      <w:color w:val="345A8A"/>
-      &gt;
     </w:rPr>
   </w:style>
   <w:style w:customStyle="1" w:styleId="Abstract" w:type="paragraph">
@@ -4887,191 +4895,321 @@
     <w:rPr/>
   </w:style>
   <w:style w:styleId="Heading1" w:type="paragraph">
-    <w:name w:val="Heading 1"/>
+    <w:name w:val="heading 1"/>
     <w:basedOn w:val="Normal"/>
     <w:next w:val="BodyText"/>
+    <w:link w:val="Heading1Char"/>
     <w:uiPriority w:val="9"/>
     <w:qFormat/>
+    <w:rsid w:val="00A10FD9"/>
     <w:pPr>
       <w:keepNext/>
       <w:keepLines/>
-      <w:spacing w:after="0" w:before="480"/>
+      <w:spacing w:after="80" w:before="360"/>
       <w:outlineLvl w:val="0"/>
     </w:pPr>
     <w:rPr>
       <w:rFonts w:asciiTheme="majorHAnsi" w:cstheme="majorBidi" w:eastAsiaTheme="majorEastAsia" w:hAnsiTheme="majorHAnsi"/>
-      <w:b/>
-      <w:bCs/>
-      <w:color w:themeColor="accent1" w:val="4F81BD"/>
-      <w:sz w:val="32"/>
-      <w:szCs w:val="32"/>
+      <w:color w:themeColor="accent1" w:themeShade="BF" w:val="0F4761"/>
+      <w:sz w:val="40"/>
+      <w:szCs w:val="40"/>
     </w:rPr>
   </w:style>
   <w:style w:styleId="Heading2" w:type="paragraph">
-    <w:name w:val="Heading 2"/>
+    <w:name w:val="heading 2"/>
     <w:basedOn w:val="Normal"/>
     <w:next w:val="BodyText"/>
+    <w:link w:val="Heading2Char"/>
     <w:uiPriority w:val="9"/>
+    <w:semiHidden/>
     <w:unhideWhenUsed/>
     <w:qFormat/>
+    <w:rsid w:val="00A10FD9"/>
     <w:pPr>
       <w:keepNext/>
       <w:keepLines/>
-      <w:spacing w:after="0" w:before="200"/>
+      <w:spacing w:after="80" w:before="160"/>
       <w:outlineLvl w:val="1"/>
     </w:pPr>
     <w:rPr>
       <w:rFonts w:asciiTheme="majorHAnsi" w:cstheme="majorBidi" w:eastAsiaTheme="majorEastAsia" w:hAnsiTheme="majorHAnsi"/>
-      <w:b/>
-      <w:bCs/>
-      <w:color w:themeColor="accent1" w:val="4F81BD"/>
-      <w:sz w:val="28"/>
-      <w:szCs w:val="28"/>
+      <w:color w:themeColor="accent1" w:themeShade="BF" w:val="0F4761"/>
+      <w:sz w:val="32"/>
+      <w:szCs w:val="32"/>
     </w:rPr>
   </w:style>
   <w:style w:styleId="Heading3" w:type="paragraph">
-    <w:name w:val="Heading 3"/>
+    <w:name w:val="heading 3"/>
     <w:basedOn w:val="Normal"/>
     <w:next w:val="BodyText"/>
+    <w:link w:val="Heading3Char"/>
     <w:uiPriority w:val="9"/>
+    <w:semiHidden/>
     <w:unhideWhenUsed/>
     <w:qFormat/>
+    <w:rsid w:val="00A10FD9"/>
     <w:pPr>
       <w:keepNext/>
       <w:keepLines/>
-      <w:spacing w:after="0" w:before="200"/>
+      <w:spacing w:after="80" w:before="160"/>
       <w:outlineLvl w:val="2"/>
     </w:pPr>
     <w:rPr>
-      <w:rFonts w:asciiTheme="majorHAnsi" w:cstheme="majorBidi" w:eastAsiaTheme="majorEastAsia" w:hAnsiTheme="majorHAnsi"/>
-      <w:b/>
-      <w:bCs/>
-      <w:color w:themeColor="accent1" w:val="4F81BD"/>
-      <w:sz w:val="24"/>
-      <w:szCs w:val="24"/>
+      <w:rFonts w:cstheme="majorBidi" w:eastAsiaTheme="majorEastAsia"/>
+      <w:color w:themeColor="accent1" w:themeShade="BF" w:val="0F4761"/>
+      <w:sz w:val="28"/>
+      <w:szCs w:val="28"/>
     </w:rPr>
   </w:style>
   <w:style w:styleId="Heading4" w:type="paragraph">
-    <w:name w:val="Heading 4"/>
+    <w:name w:val="heading 4"/>
     <w:basedOn w:val="Normal"/>
     <w:next w:val="BodyText"/>
+    <w:link w:val="Heading4Char"/>
     <w:uiPriority w:val="9"/>
+    <w:semiHidden/>
     <w:unhideWhenUsed/>
     <w:qFormat/>
+    <w:rsid w:val="00A10FD9"/>
     <w:pPr>
       <w:keepNext/>
       <w:keepLines/>
-      <w:spacing w:after="0" w:before="200"/>
+      <w:spacing w:after="40" w:before="80"/>
       <w:outlineLvl w:val="3"/>
     </w:pPr>
     <w:rPr>
-      <w:rFonts w:asciiTheme="majorHAnsi" w:cstheme="majorBidi" w:eastAsiaTheme="majorEastAsia" w:hAnsiTheme="majorHAnsi"/>
+      <w:rFonts w:cstheme="majorBidi" w:eastAsiaTheme="majorEastAsia"/>
       <w:i/>
-      <w:bCs/>
-      <w:color w:themeColor="accent1" w:val="4F81BD"/>
-      <w:sz w:val="24"/>
-      <w:szCs w:val="24"/>
+      <w:iCs/>
+      <w:color w:themeColor="accent1" w:themeShade="BF" w:val="0F4761"/>
     </w:rPr>
   </w:style>
   <w:style w:styleId="Heading5" w:type="paragraph">
-    <w:name w:val="Heading 5"/>
+    <w:name w:val="heading 5"/>
     <w:basedOn w:val="Normal"/>
     <w:next w:val="BodyText"/>
+    <w:link w:val="Heading5Char"/>
     <w:uiPriority w:val="9"/>
+    <w:semiHidden/>
     <w:unhideWhenUsed/>
     <w:qFormat/>
+    <w:rsid w:val="00A10FD9"/>
     <w:pPr>
       <w:keepNext/>
       <w:keepLines/>
-      <w:spacing w:after="0" w:before="200"/>
+      <w:spacing w:after="40" w:before="80"/>
       <w:outlineLvl w:val="4"/>
     </w:pPr>
     <w:rPr>
-      <w:rFonts w:asciiTheme="majorHAnsi" w:cstheme="majorBidi" w:eastAsiaTheme="majorEastAsia" w:hAnsiTheme="majorHAnsi"/>
-      <w:iCs/>
-      <w:color w:themeColor="accent1" w:val="4F81BD"/>
-      <w:sz w:val="24"/>
-      <w:szCs w:val="24"/>
+      <w:rFonts w:cstheme="majorBidi" w:eastAsiaTheme="majorEastAsia"/>
+      <w:color w:themeColor="accent1" w:themeShade="BF" w:val="0F4761"/>
     </w:rPr>
   </w:style>
   <w:style w:styleId="Heading6" w:type="paragraph">
-    <w:name w:val="Heading 6"/>
+    <w:name w:val="heading 6"/>
     <w:basedOn w:val="Normal"/>
     <w:next w:val="BodyText"/>
+    <w:link w:val="Heading6Char"/>
     <w:uiPriority w:val="9"/>
+    <w:semiHidden/>
     <w:unhideWhenUsed/>
     <w:qFormat/>
+    <w:rsid w:val="00A10FD9"/>
     <w:pPr>
       <w:keepNext/>
       <w:keepLines/>
-      <w:spacing w:after="0" w:before="200"/>
+      <w:spacing w:after="0" w:before="40"/>
       <w:outlineLvl w:val="5"/>
     </w:pPr>
     <w:rPr>
-      <w:rFonts w:asciiTheme="majorHAnsi" w:cstheme="majorBidi" w:eastAsiaTheme="majorEastAsia" w:hAnsiTheme="majorHAnsi"/>
-      <w:color w:themeColor="accent1" w:val="4F81BD"/>
-      <w:sz w:val="24"/>
-      <w:szCs w:val="24"/>
+      <w:rFonts w:cstheme="majorBidi" w:eastAsiaTheme="majorEastAsia"/>
+      <w:i/>
+      <w:iCs/>
+      <w:color w:themeColor="text1" w:themeTint="A6" w:val="595959"/>
     </w:rPr>
   </w:style>
   <w:style w:styleId="Heading7" w:type="paragraph">
-    <w:name w:val="Heading 7"/>
+    <w:name w:val="heading 7"/>
     <w:basedOn w:val="Normal"/>
     <w:next w:val="BodyText"/>
+    <w:link w:val="Heading7Char"/>
     <w:uiPriority w:val="9"/>
+    <w:semiHidden/>
     <w:unhideWhenUsed/>
     <w:qFormat/>
+    <w:rsid w:val="00A10FD9"/>
     <w:pPr>
       <w:keepNext/>
       <w:keepLines/>
-      <w:spacing w:after="0" w:before="200"/>
+      <w:spacing w:after="0" w:before="40"/>
       <w:outlineLvl w:val="6"/>
     </w:pPr>
     <w:rPr>
-      <w:rFonts w:asciiTheme="majorHAnsi" w:cstheme="majorBidi" w:eastAsiaTheme="majorEastAsia" w:hAnsiTheme="majorHAnsi"/>
-      <w:color w:themeColor="accent1" w:val="4F81BD"/>
-      <w:sz w:val="24"/>
-      <w:szCs w:val="24"/>
+      <w:rFonts w:cstheme="majorBidi" w:eastAsiaTheme="majorEastAsia"/>
+      <w:color w:themeColor="text1" w:themeTint="A6" w:val="595959"/>
     </w:rPr>
   </w:style>
   <w:style w:styleId="Heading8" w:type="paragraph">
-    <w:name w:val="Heading 8"/>
+    <w:name w:val="heading 8"/>
     <w:basedOn w:val="Normal"/>
     <w:next w:val="BodyText"/>
+    <w:link w:val="Heading8Char"/>
     <w:uiPriority w:val="9"/>
+    <w:semiHidden/>
     <w:unhideWhenUsed/>
     <w:qFormat/>
+    <w:rsid w:val="00A10FD9"/>
     <w:pPr>
       <w:keepNext/>
       <w:keepLines/>
-      <w:spacing w:after="0" w:before="200"/>
+      <w:spacing w:after="0"/>
       <w:outlineLvl w:val="7"/>
     </w:pPr>
     <w:rPr>
-      <w:rFonts w:asciiTheme="majorHAnsi" w:cstheme="majorBidi" w:eastAsiaTheme="majorEastAsia" w:hAnsiTheme="majorHAnsi"/>
-      <w:color w:themeColor="accent1" w:val="4F81BD"/>
-      <w:sz w:val="24"/>
-      <w:szCs w:val="24"/>
+      <w:rFonts w:cstheme="majorBidi" w:eastAsiaTheme="majorEastAsia"/>
+      <w:i/>
+      <w:iCs/>
+      <w:color w:themeColor="text1" w:themeTint="D8" w:val="272727"/>
     </w:rPr>
   </w:style>
   <w:style w:styleId="Heading9" w:type="paragraph">
-    <w:name w:val="Heading 9"/>
+    <w:name w:val="heading 9"/>
     <w:basedOn w:val="Normal"/>
     <w:next w:val="BodyText"/>
+    <w:link w:val="Heading9Char"/>
     <w:uiPriority w:val="9"/>
+    <w:semiHidden/>
     <w:unhideWhenUsed/>
     <w:qFormat/>
+    <w:rsid w:val="00A10FD9"/>
     <w:pPr>
       <w:keepNext/>
       <w:keepLines/>
-      <w:spacing w:after="0" w:before="200"/>
+      <w:spacing w:after="0"/>
       <w:outlineLvl w:val="8"/>
     </w:pPr>
     <w:rPr>
+      <w:rFonts w:cstheme="majorBidi" w:eastAsiaTheme="majorEastAsia"/>
+      <w:color w:themeColor="text1" w:themeTint="D8" w:val="272727"/>
+    </w:rPr>
+  </w:style>
+  <w:style w:customStyle="1" w:styleId="Heading1Char" w:type="character">
+    <w:name w:val="Heading 1 Char"/>
+    <w:basedOn w:val="DefaultParagraphFont"/>
+    <w:link w:val="Heading1"/>
+    <w:uiPriority w:val="9"/>
+    <w:rsid w:val="00A10FD9"/>
+    <w:rPr>
       <w:rFonts w:asciiTheme="majorHAnsi" w:cstheme="majorBidi" w:eastAsiaTheme="majorEastAsia" w:hAnsiTheme="majorHAnsi"/>
-      <w:color w:themeColor="accent1" w:val="4F81BD"/>
-      <w:sz w:val="24"/>
-      <w:szCs w:val="24"/>
+      <w:color w:themeColor="accent1" w:themeShade="BF" w:val="0F4761"/>
+      <w:sz w:val="40"/>
+      <w:szCs w:val="40"/>
+    </w:rPr>
+  </w:style>
+  <w:style w:customStyle="1" w:styleId="Heading2Char" w:type="character">
+    <w:name w:val="Heading 2 Char"/>
+    <w:basedOn w:val="DefaultParagraphFont"/>
+    <w:link w:val="Heading2"/>
+    <w:uiPriority w:val="9"/>
+    <w:semiHidden/>
+    <w:rsid w:val="00A10FD9"/>
+    <w:rPr>
+      <w:rFonts w:asciiTheme="majorHAnsi" w:cstheme="majorBidi" w:eastAsiaTheme="majorEastAsia" w:hAnsiTheme="majorHAnsi"/>
+      <w:color w:themeColor="accent1" w:themeShade="BF" w:val="0F4761"/>
+      <w:sz w:val="32"/>
+      <w:szCs w:val="32"/>
+    </w:rPr>
+  </w:style>
+  <w:style w:customStyle="1" w:styleId="Heading3Char" w:type="character">
+    <w:name w:val="Heading 3 Char"/>
+    <w:basedOn w:val="DefaultParagraphFont"/>
+    <w:link w:val="Heading3"/>
+    <w:uiPriority w:val="9"/>
+    <w:semiHidden/>
+    <w:rsid w:val="00A10FD9"/>
+    <w:rPr>
+      <w:rFonts w:cstheme="majorBidi" w:eastAsiaTheme="majorEastAsia"/>
+      <w:color w:themeColor="accent1" w:themeShade="BF" w:val="0F4761"/>
+      <w:sz w:val="28"/>
+      <w:szCs w:val="28"/>
+    </w:rPr>
+  </w:style>
+  <w:style w:customStyle="1" w:styleId="Heading4Char" w:type="character">
+    <w:name w:val="Heading 4 Char"/>
+    <w:basedOn w:val="DefaultParagraphFont"/>
+    <w:link w:val="Heading4"/>
+    <w:uiPriority w:val="9"/>
+    <w:semiHidden/>
+    <w:rsid w:val="00A10FD9"/>
+    <w:rPr>
+      <w:rFonts w:cstheme="majorBidi" w:eastAsiaTheme="majorEastAsia"/>
+      <w:i/>
+      <w:iCs/>
+      <w:color w:themeColor="accent1" w:themeShade="BF" w:val="0F4761"/>
+    </w:rPr>
+  </w:style>
+  <w:style w:customStyle="1" w:styleId="Heading5Char" w:type="character">
+    <w:name w:val="Heading 5 Char"/>
+    <w:basedOn w:val="DefaultParagraphFont"/>
+    <w:link w:val="Heading5"/>
+    <w:uiPriority w:val="9"/>
+    <w:semiHidden/>
+    <w:rsid w:val="00A10FD9"/>
+    <w:rPr>
+      <w:rFonts w:cstheme="majorBidi" w:eastAsiaTheme="majorEastAsia"/>
+      <w:color w:themeColor="accent1" w:themeShade="BF" w:val="0F4761"/>
+    </w:rPr>
+  </w:style>
+  <w:style w:customStyle="1" w:styleId="Heading6Char" w:type="character">
+    <w:name w:val="Heading 6 Char"/>
+    <w:basedOn w:val="DefaultParagraphFont"/>
+    <w:link w:val="Heading6"/>
+    <w:uiPriority w:val="9"/>
+    <w:semiHidden/>
+    <w:rsid w:val="00A10FD9"/>
+    <w:rPr>
+      <w:rFonts w:cstheme="majorBidi" w:eastAsiaTheme="majorEastAsia"/>
+      <w:i/>
+      <w:iCs/>
+      <w:color w:themeColor="text1" w:themeTint="A6" w:val="595959"/>
+    </w:rPr>
+  </w:style>
+  <w:style w:customStyle="1" w:styleId="Heading7Char" w:type="character">
+    <w:name w:val="Heading 7 Char"/>
+    <w:basedOn w:val="DefaultParagraphFont"/>
+    <w:link w:val="Heading7"/>
+    <w:uiPriority w:val="9"/>
+    <w:semiHidden/>
+    <w:rsid w:val="00A10FD9"/>
+    <w:rPr>
+      <w:rFonts w:cstheme="majorBidi" w:eastAsiaTheme="majorEastAsia"/>
+      <w:color w:themeColor="text1" w:themeTint="A6" w:val="595959"/>
+    </w:rPr>
+  </w:style>
+  <w:style w:customStyle="1" w:styleId="Heading8Char" w:type="character">
+    <w:name w:val="Heading 8 Char"/>
+    <w:basedOn w:val="DefaultParagraphFont"/>
+    <w:link w:val="Heading8"/>
+    <w:uiPriority w:val="9"/>
+    <w:semiHidden/>
+    <w:rsid w:val="00A10FD9"/>
+    <w:rPr>
+      <w:rFonts w:cstheme="majorBidi" w:eastAsiaTheme="majorEastAsia"/>
+      <w:i/>
+      <w:iCs/>
+      <w:color w:themeColor="text1" w:themeTint="D8" w:val="272727"/>
+    </w:rPr>
+  </w:style>
+  <w:style w:customStyle="1" w:styleId="Heading9Char" w:type="character">
+    <w:name w:val="Heading 9 Char"/>
+    <w:basedOn w:val="DefaultParagraphFont"/>
+    <w:link w:val="Heading9"/>
+    <w:uiPriority w:val="9"/>
+    <w:semiHidden/>
+    <w:rsid w:val="00A10FD9"/>
+    <w:rPr>
+      <w:rFonts w:cstheme="majorBidi" w:eastAsiaTheme="majorEastAsia"/>
+      <w:color w:themeColor="text1" w:themeTint="D8" w:val="272727"/>
     </w:rPr>
   </w:style>
   <w:style w:styleId="BlockText" w:type="paragraph">
@@ -5093,6 +5231,18 @@
     <w:uiPriority w:val="9"/>
     <w:unhideWhenUsed/>
     <w:qFormat/>
+  </w:style>
+  <w:style w:styleId="FootnoteBlockText" w:type="paragraph">
+    <w:name w:val="Footnote Block Text"/>
+    <w:basedOn w:val="FootnoteText"/>
+    <w:next w:val="FootnoteText"/>
+    <w:uiPriority w:val="9"/>
+    <w:unhideWhenUsed/>
+    <w:qFormat/>
+    <w:pPr>
+      <w:spacing w:after="100" w:before="100"/>
+      <w:ind w:firstLine="0" w:left="480" w:right="480"/>
+    </w:pPr>
   </w:style>
   <w:style w:default="1" w:styleId="DefaultParagraphFont" w:type="character">
     <w:name w:val="Default Paragraph Font"/>
@@ -5123,10 +5273,10 @@
         <w:jc w:val="left"/>
       </w:trPr>
       <w:tcPr>
-        <w:vAlign w:val="bottom"/>
         <w:tcBorders>
           <w:bottom w:val="single"/>
         </w:tcBorders>
+        <w:vAlign w:val="bottom"/>
       </w:tcPr>
     </w:tblStylePr>
   </w:style>
@@ -5242,9 +5392,9 @@
     <w:name w:val="KeywordTok"/>
     <w:basedOn w:val="VerbatimChar"/>
     <w:rPr>
+      <w:b/>
       <w:color w:val="204a87"/>
       <w:shd w:val="clear" w:fill="f8f8f8"/>
-      <w:b/>
     </w:rPr>
   </w:style>
   <w:style w:type="character" w:customStyle="1" w:styleId="DataTypeTok">
@@ -5299,9 +5449,9 @@
     <w:name w:val="SpecialCharTok"/>
     <w:basedOn w:val="VerbatimChar"/>
     <w:rPr>
+      <w:b/>
       <w:color w:val="ce5c00"/>
       <w:shd w:val="clear" w:fill="f8f8f8"/>
-      <w:b/>
     </w:rPr>
   </w:style>
   <w:style w:type="character" w:customStyle="1" w:styleId="StringTok">
@@ -5339,39 +5489,39 @@
     <w:name w:val="CommentTok"/>
     <w:basedOn w:val="VerbatimChar"/>
     <w:rPr>
+      <w:i/>
       <w:color w:val="8f5902"/>
       <w:shd w:val="clear" w:fill="f8f8f8"/>
-      <w:i/>
     </w:rPr>
   </w:style>
   <w:style w:type="character" w:customStyle="1" w:styleId="DocumentationTok">
     <w:name w:val="DocumentationTok"/>
     <w:basedOn w:val="VerbatimChar"/>
     <w:rPr>
+      <w:b/>
+      <w:i/>
       <w:color w:val="8f5902"/>
       <w:shd w:val="clear" w:fill="f8f8f8"/>
-      <w:b/>
-      <w:i/>
     </w:rPr>
   </w:style>
   <w:style w:type="character" w:customStyle="1" w:styleId="AnnotationTok">
     <w:name w:val="AnnotationTok"/>
     <w:basedOn w:val="VerbatimChar"/>
     <w:rPr>
+      <w:b/>
+      <w:i/>
       <w:color w:val="8f5902"/>
       <w:shd w:val="clear" w:fill="f8f8f8"/>
-      <w:b/>
-      <w:i/>
     </w:rPr>
   </w:style>
   <w:style w:type="character" w:customStyle="1" w:styleId="CommentVarTok">
     <w:name w:val="CommentVarTok"/>
     <w:basedOn w:val="VerbatimChar"/>
     <w:rPr>
+      <w:b/>
+      <w:i/>
       <w:color w:val="8f5902"/>
       <w:shd w:val="clear" w:fill="f8f8f8"/>
-      <w:b/>
-      <w:i/>
     </w:rPr>
   </w:style>
   <w:style w:type="character" w:customStyle="1" w:styleId="OtherTok">
@@ -5386,9 +5536,9 @@
     <w:name w:val="FunctionTok"/>
     <w:basedOn w:val="VerbatimChar"/>
     <w:rPr>
+      <w:b/>
       <w:color w:val="204a87"/>
       <w:shd w:val="clear" w:fill="f8f8f8"/>
-      <w:b/>
     </w:rPr>
   </w:style>
   <w:style w:type="character" w:customStyle="1" w:styleId="VariableTok">
@@ -5403,18 +5553,18 @@
     <w:name w:val="ControlFlowTok"/>
     <w:basedOn w:val="VerbatimChar"/>
     <w:rPr>
+      <w:b/>
       <w:color w:val="204a87"/>
       <w:shd w:val="clear" w:fill="f8f8f8"/>
-      <w:b/>
     </w:rPr>
   </w:style>
   <w:style w:type="character" w:customStyle="1" w:styleId="OperatorTok">
     <w:name w:val="OperatorTok"/>
     <w:basedOn w:val="VerbatimChar"/>
     <w:rPr>
+      <w:b/>
       <w:color w:val="ce5c00"/>
       <w:shd w:val="clear" w:fill="f8f8f8"/>
-      <w:b/>
     </w:rPr>
   </w:style>
   <w:style w:type="character" w:customStyle="1" w:styleId="BuiltInTok">
@@ -5435,9 +5585,9 @@
     <w:name w:val="PreprocessorTok"/>
     <w:basedOn w:val="VerbatimChar"/>
     <w:rPr>
+      <w:i/>
       <w:color w:val="8f5902"/>
       <w:shd w:val="clear" w:fill="f8f8f8"/>
-      <w:i/>
     </w:rPr>
   </w:style>
   <w:style w:type="character" w:customStyle="1" w:styleId="AttributeTok">
@@ -5459,20 +5609,20 @@
     <w:name w:val="InformationTok"/>
     <w:basedOn w:val="VerbatimChar"/>
     <w:rPr>
+      <w:b/>
+      <w:i/>
       <w:color w:val="8f5902"/>
       <w:shd w:val="clear" w:fill="f8f8f8"/>
-      <w:b/>
-      <w:i/>
     </w:rPr>
   </w:style>
   <w:style w:type="character" w:customStyle="1" w:styleId="WarningTok">
     <w:name w:val="WarningTok"/>
     <w:basedOn w:val="VerbatimChar"/>
     <w:rPr>
+      <w:b/>
+      <w:i/>
       <w:color w:val="8f5902"/>
       <w:shd w:val="clear" w:fill="f8f8f8"/>
-      <w:b/>
-      <w:i/>
     </w:rPr>
   </w:style>
   <w:style w:type="character" w:customStyle="1" w:styleId="AlertTok">
@@ -5487,9 +5637,9 @@
     <w:name w:val="ErrorTok"/>
     <w:basedOn w:val="VerbatimChar"/>
     <w:rPr>
+      <w:b/>
       <w:color w:val="a40000"/>
       <w:shd w:val="clear" w:fill="f8f8f8"/>
-      <w:b/>
     </w:rPr>
   </w:style>
   <w:style w:type="character" w:customStyle="1" w:styleId="NormalTok">
@@ -5513,44 +5663,44 @@
         <a:sysClr val="window" lastClr="FFFFFF"/>
       </a:lt1>
       <a:dk2>
-        <a:srgbClr val="1F497D"/>
+        <a:srgbClr val="0E2841"/>
       </a:dk2>
       <a:lt2>
-        <a:srgbClr val="EEECE1"/>
+        <a:srgbClr val="E8E8E8"/>
       </a:lt2>
       <a:accent1>
-        <a:srgbClr val="4F81BD"/>
+        <a:srgbClr val="156082"/>
       </a:accent1>
       <a:accent2>
-        <a:srgbClr val="C0504D"/>
+        <a:srgbClr val="E97132"/>
       </a:accent2>
       <a:accent3>
-        <a:srgbClr val="9BBB59"/>
+        <a:srgbClr val="196B24"/>
       </a:accent3>
       <a:accent4>
-        <a:srgbClr val="8064A2"/>
+        <a:srgbClr val="0F9ED5"/>
       </a:accent4>
       <a:accent5>
-        <a:srgbClr val="4BACC6"/>
+        <a:srgbClr val="A02B93"/>
       </a:accent5>
       <a:accent6>
-        <a:srgbClr val="F79646"/>
+        <a:srgbClr val="4EA72E"/>
       </a:accent6>
       <a:hlink>
-        <a:srgbClr val="0000FF"/>
+        <a:srgbClr val="467886"/>
       </a:hlink>
       <a:folHlink>
-        <a:srgbClr val="800080"/>
+        <a:srgbClr val="96607D"/>
       </a:folHlink>
     </a:clrScheme>
     <a:fontScheme name="Office">
       <a:majorFont>
-        <a:latin typeface="Calibri"/>
+        <a:latin typeface="Aptos Display" panose="02110004020202020204"/>
         <a:ea typeface=""/>
         <a:cs typeface=""/>
-        <a:font script="Jpan" typeface="ＭＳ ゴシック"/>
+        <a:font script="Jpan" typeface="游ゴシック Light"/>
         <a:font script="Hang" typeface="맑은 고딕"/>
-        <a:font script="Hans" typeface="宋体"/>
+        <a:font script="Hans" typeface="等线 Light"/>
         <a:font script="Hant" typeface="新細明體"/>
         <a:font script="Arab" typeface="Times New Roman"/>
         <a:font script="Hebr" typeface="Times New Roman"/>
@@ -5577,14 +5727,32 @@
         <a:font script="Mong" typeface="Mongolian Baiti"/>
         <a:font script="Viet" typeface="Times New Roman"/>
         <a:font script="Uigh" typeface="Microsoft Uighur"/>
+        <a:font script="Geor" typeface="Sylfaen"/>
+        <a:font script="Armn" typeface="Arial"/>
+        <a:font script="Bugi" typeface="Leelawadee UI"/>
+        <a:font script="Bopo" typeface="Microsoft JhengHei"/>
+        <a:font script="Java" typeface="Javanese Text"/>
+        <a:font script="Lisu" typeface="Segoe UI"/>
+        <a:font script="Mymr" typeface="Myanmar Text"/>
+        <a:font script="Nkoo" typeface="Ebrima"/>
+        <a:font script="Olck" typeface="Nirmala UI"/>
+        <a:font script="Osma" typeface="Ebrima"/>
+        <a:font script="Phag" typeface="Phagspa"/>
+        <a:font script="Syrn" typeface="Estrangelo Edessa"/>
+        <a:font script="Syrj" typeface="Estrangelo Edessa"/>
+        <a:font script="Syre" typeface="Estrangelo Edessa"/>
+        <a:font script="Sora" typeface="Nirmala UI"/>
+        <a:font script="Tale" typeface="Microsoft Tai Le"/>
+        <a:font script="Talu" typeface="Microsoft New Tai Lue"/>
+        <a:font script="Tfng" typeface="Ebrima"/>
       </a:majorFont>
       <a:minorFont>
-        <a:latin typeface="Cambria"/>
+        <a:latin typeface="Aptos" panose="02110004020202020204"/>
         <a:ea typeface=""/>
         <a:cs typeface=""/>
-        <a:font script="Jpan" typeface="ＭＳ 明朝"/>
+        <a:font script="Jpan" typeface="游明朝"/>
         <a:font script="Hang" typeface="맑은 고딕"/>
-        <a:font script="Hans" typeface="宋体"/>
+        <a:font script="Hans" typeface="等线"/>
         <a:font script="Hant" typeface="新細明體"/>
         <a:font script="Arab" typeface="Arial"/>
         <a:font script="Hebr" typeface="Arial"/>
@@ -5611,6 +5779,24 @@
         <a:font script="Mong" typeface="Mongolian Baiti"/>
         <a:font script="Viet" typeface="Arial"/>
         <a:font script="Uigh" typeface="Microsoft Uighur"/>
+        <a:font script="Geor" typeface="Sylfaen"/>
+        <a:font script="Armn" typeface="Arial"/>
+        <a:font script="Bugi" typeface="Leelawadee UI"/>
+        <a:font script="Bopo" typeface="Microsoft JhengHei"/>
+        <a:font script="Java" typeface="Javanese Text"/>
+        <a:font script="Lisu" typeface="Segoe UI"/>
+        <a:font script="Mymr" typeface="Myanmar Text"/>
+        <a:font script="Nkoo" typeface="Ebrima"/>
+        <a:font script="Olck" typeface="Nirmala UI"/>
+        <a:font script="Osma" typeface="Ebrima"/>
+        <a:font script="Phag" typeface="Phagspa"/>
+        <a:font script="Syrn" typeface="Estrangelo Edessa"/>
+        <a:font script="Syrj" typeface="Estrangelo Edessa"/>
+        <a:font script="Syre" typeface="Estrangelo Edessa"/>
+        <a:font script="Sora" typeface="Nirmala UI"/>
+        <a:font script="Tale" typeface="Microsoft Tai Le"/>
+        <a:font script="Talu" typeface="Microsoft New Tai Lue"/>
+        <a:font script="Tfng" typeface="Ebrima"/>
       </a:minorFont>
     </a:fontScheme>
     <a:fmtScheme name="Office">
@@ -5622,200 +5808,141 @@
           <a:gsLst>
             <a:gs pos="0">
               <a:schemeClr val="phClr">
-                <a:tint val="50000"/>
-                <a:satMod val="300000"/>
+                <a:lumMod val="110000"/>
+                <a:satMod val="105000"/>
+                <a:tint val="67000"/>
               </a:schemeClr>
             </a:gs>
-            <a:gs pos="35000">
+            <a:gs pos="50000">
               <a:schemeClr val="phClr">
-                <a:tint val="37000"/>
-                <a:satMod val="300000"/>
+                <a:lumMod val="105000"/>
+                <a:satMod val="103000"/>
+                <a:tint val="73000"/>
               </a:schemeClr>
             </a:gs>
             <a:gs pos="100000">
               <a:schemeClr val="phClr">
-                <a:tint val="15000"/>
-                <a:satMod val="350000"/>
+                <a:lumMod val="105000"/>
+                <a:satMod val="109000"/>
+                <a:tint val="81000"/>
               </a:schemeClr>
             </a:gs>
           </a:gsLst>
-          <a:lin ang="16200000" scaled="1"/>
+          <a:lin ang="5400000" scaled="0"/>
         </a:gradFill>
         <a:gradFill rotWithShape="1">
           <a:gsLst>
             <a:gs pos="0">
               <a:schemeClr val="phClr">
-                <a:tint val="100000"/>
+                <a:satMod val="103000"/>
+                <a:lumMod val="102000"/>
+                <a:tint val="94000"/>
+              </a:schemeClr>
+            </a:gs>
+            <a:gs pos="50000">
+              <a:schemeClr val="phClr">
+                <a:satMod val="110000"/>
+                <a:lumMod val="100000"/>
                 <a:shade val="100000"/>
-                <a:satMod val="130000"/>
               </a:schemeClr>
             </a:gs>
             <a:gs pos="100000">
               <a:schemeClr val="phClr">
-                <a:tint val="50000"/>
-                <a:shade val="100000"/>
-                <a:satMod val="350000"/>
+                <a:lumMod val="99000"/>
+                <a:satMod val="120000"/>
+                <a:shade val="78000"/>
               </a:schemeClr>
             </a:gs>
           </a:gsLst>
-          <a:lin ang="16200000" scaled="0"/>
+          <a:lin ang="5400000" scaled="0"/>
         </a:gradFill>
       </a:fillStyleLst>
       <a:lnStyleLst>
-        <a:ln w="9525" cap="flat" cmpd="sng" algn="ctr">
-          <a:solidFill>
-            <a:schemeClr val="phClr">
-              <a:shade val="95000"/>
-              <a:satMod val="105000"/>
-            </a:schemeClr>
-          </a:solidFill>
-          <a:prstDash val="solid"/>
-        </a:ln>
-        <a:ln w="25400" cap="flat" cmpd="sng" algn="ctr">
+        <a:ln w="6350" cap="flat" cmpd="sng" algn="ctr">
           <a:solidFill>
             <a:schemeClr val="phClr"/>
           </a:solidFill>
           <a:prstDash val="solid"/>
+          <a:miter lim="800000"/>
         </a:ln>
-        <a:ln w="38100" cap="flat" cmpd="sng" algn="ctr">
+        <a:ln w="12700" cap="flat" cmpd="sng" algn="ctr">
           <a:solidFill>
             <a:schemeClr val="phClr"/>
           </a:solidFill>
           <a:prstDash val="solid"/>
+          <a:miter lim="800000"/>
+        </a:ln>
+        <a:ln w="19050" cap="flat" cmpd="sng" algn="ctr">
+          <a:solidFill>
+            <a:schemeClr val="phClr"/>
+          </a:solidFill>
+          <a:prstDash val="solid"/>
+          <a:miter lim="800000"/>
         </a:ln>
       </a:lnStyleLst>
       <a:effectStyleLst>
         <a:effectStyle>
+          <a:effectLst/>
+        </a:effectStyle>
+        <a:effectStyle>
+          <a:effectLst/>
+        </a:effectStyle>
+        <a:effectStyle>
           <a:effectLst>
-            <a:outerShdw blurRad="40000" dist="20000" dir="5400000" rotWithShape="0">
+            <a:outerShdw blurRad="57150" dist="19050" dir="5400000" algn="ctr" rotWithShape="0">
               <a:srgbClr val="000000">
-                <a:alpha val="38000"/>
+                <a:alpha val="63000"/>
               </a:srgbClr>
             </a:outerShdw>
           </a:effectLst>
-        </a:effectStyle>
-        <a:effectStyle>
-          <a:effectLst>
-            <a:outerShdw blurRad="40000" dist="23000" dir="5400000" rotWithShape="0">
-              <a:srgbClr val="000000">
-                <a:alpha val="35000"/>
-              </a:srgbClr>
-            </a:outerShdw>
-          </a:effectLst>
-        </a:effectStyle>
-        <a:effectStyle>
-          <a:effectLst>
-            <a:outerShdw blurRad="40000" dist="23000" dir="5400000" rotWithShape="0">
-              <a:srgbClr val="000000">
-                <a:alpha val="35000"/>
-              </a:srgbClr>
-            </a:outerShdw>
-          </a:effectLst>
-          <a:scene3d>
-            <a:camera prst="orthographicFront">
-              <a:rot lat="0" lon="0" rev="0"/>
-            </a:camera>
-            <a:lightRig rig="threePt" dir="t">
-              <a:rot lat="0" lon="0" rev="1200000"/>
-            </a:lightRig>
-          </a:scene3d>
-          <a:sp3d>
-            <a:bevelT w="63500" h="25400"/>
-          </a:sp3d>
         </a:effectStyle>
       </a:effectStyleLst>
       <a:bgFillStyleLst>
         <a:solidFill>
           <a:schemeClr val="phClr"/>
         </a:solidFill>
+        <a:solidFill>
+          <a:schemeClr val="phClr">
+            <a:tint val="95000"/>
+            <a:satMod val="170000"/>
+          </a:schemeClr>
+        </a:solidFill>
         <a:gradFill rotWithShape="1">
           <a:gsLst>
             <a:gs pos="0">
               <a:schemeClr val="phClr">
-                <a:tint val="40000"/>
-                <a:satMod val="350000"/>
+                <a:tint val="93000"/>
+                <a:satMod val="150000"/>
+                <a:shade val="98000"/>
+                <a:lumMod val="102000"/>
               </a:schemeClr>
             </a:gs>
-            <a:gs pos="40000">
+            <a:gs pos="50000">
               <a:schemeClr val="phClr">
-                <a:tint val="45000"/>
-                <a:shade val="99000"/>
-                <a:satMod val="350000"/>
+                <a:tint val="98000"/>
+                <a:satMod val="130000"/>
+                <a:shade val="90000"/>
+                <a:lumMod val="103000"/>
               </a:schemeClr>
             </a:gs>
             <a:gs pos="100000">
               <a:schemeClr val="phClr">
-                <a:shade val="20000"/>
-                <a:satMod val="255000"/>
+                <a:shade val="63000"/>
+                <a:satMod val="120000"/>
               </a:schemeClr>
             </a:gs>
           </a:gsLst>
-          <a:path path="circle">
-            <a:fillToRect l="50000" t="-80000" r="50000" b="180000"/>
-          </a:path>
-        </a:gradFill>
-        <a:gradFill rotWithShape="1">
-          <a:gsLst>
-            <a:gs pos="0">
-              <a:schemeClr val="phClr">
-                <a:tint val="80000"/>
-                <a:satMod val="300000"/>
-              </a:schemeClr>
-            </a:gs>
-            <a:gs pos="100000">
-              <a:schemeClr val="phClr">
-                <a:shade val="30000"/>
-                <a:satMod val="200000"/>
-              </a:schemeClr>
-            </a:gs>
-          </a:gsLst>
-          <a:path path="circle">
-            <a:fillToRect l="50000" t="50000" r="50000" b="50000"/>
-          </a:path>
+          <a:lin ang="5400000" scaled="0"/>
         </a:gradFill>
       </a:bgFillStyleLst>
     </a:fmtScheme>
   </a:themeElements>
-  <a:objectDefaults>
-    <a:spDef>
-      <a:spPr/>
-      <a:bodyPr/>
-      <a:lstStyle/>
-      <a:style>
-        <a:lnRef idx="1">
-          <a:schemeClr val="accent1"/>
-        </a:lnRef>
-        <a:fillRef idx="3">
-          <a:schemeClr val="accent1"/>
-        </a:fillRef>
-        <a:effectRef idx="2">
-          <a:schemeClr val="accent1"/>
-        </a:effectRef>
-        <a:fontRef idx="minor">
-          <a:schemeClr val="lt1"/>
-        </a:fontRef>
-      </a:style>
-    </a:spDef>
-    <a:lnDef>
-      <a:spPr/>
-      <a:bodyPr/>
-      <a:lstStyle/>
-      <a:style>
-        <a:lnRef idx="2">
-          <a:schemeClr val="accent1"/>
-        </a:lnRef>
-        <a:fillRef idx="0">
-          <a:schemeClr val="accent1"/>
-        </a:fillRef>
-        <a:effectRef idx="1">
-          <a:schemeClr val="accent1"/>
-        </a:effectRef>
-        <a:fontRef idx="minor">
-          <a:schemeClr val="tx1"/>
-        </a:fontRef>
-      </a:style>
-    </a:lnDef>
-  </a:objectDefaults>
+  <a:objectDefaults/>
   <a:extraClrSchemeLst/>
+  <a:extLst>
+    <a:ext uri="{05A4C25C-085E-4340-85A3-A5531E510DB2}">
+      <thm15:themeFamily xmlns:thm15="http://schemas.microsoft.com/office/thememl/2012/main" name="Office Theme" id="{2E142A2C-CD16-42D6-873A-C26D2A0506FA}" vid="{1BDDFF52-6CD6-40A5-AB3C-68EB2F1E4D0A}"/>
+    </a:ext>
+  </a:extLst>
 </a:theme>
 </file>
--- a/docs/notes/host_resist_tol.docx
+++ b/docs/notes/host_resist_tol.docx
@@ -338,7 +338,7 @@
         <w:pStyle w:val="Compact"/>
         <w:numPr>
           <w:ilvl w:val="0"/>
-          <w:numId w:val="1002"/>
+          <w:numId w:val="1003"/>
         </w:numPr>
       </w:pPr>
       <w:r>
@@ -395,7 +395,7 @@
         <w:pStyle w:val="Compact"/>
         <w:numPr>
           <w:ilvl w:val="0"/>
-          <w:numId w:val="1002"/>
+          <w:numId w:val="1004"/>
         </w:numPr>
       </w:pPr>
       <w:r>
@@ -876,7 +876,7 @@
         <w:pStyle w:val="Compact"/>
         <w:numPr>
           <w:ilvl w:val="0"/>
-          <w:numId w:val="1009"/>
+          <w:numId w:val="1010"/>
         </w:numPr>
       </w:pPr>
       <w:r>
@@ -888,7 +888,7 @@
         <w:pStyle w:val="Compact"/>
         <w:numPr>
           <w:ilvl w:val="0"/>
-          <w:numId w:val="1009"/>
+          <w:numId w:val="1010"/>
         </w:numPr>
       </w:pPr>
       <w:r>
@@ -1907,7 +1907,7 @@
         <w:pStyle w:val="Compact"/>
         <w:numPr>
           <w:ilvl w:val="0"/>
-          <w:numId w:val="1020"/>
+          <w:numId w:val="1021"/>
         </w:numPr>
       </w:pPr>
       <w:r>
@@ -1967,7 +1967,7 @@
         <w:pStyle w:val="Compact"/>
         <w:numPr>
           <w:ilvl w:val="0"/>
-          <w:numId w:val="1020"/>
+          <w:numId w:val="1023"/>
         </w:numPr>
       </w:pPr>
       <w:r>
@@ -2386,7 +2386,7 @@
         <w:pStyle w:val="Compact"/>
         <w:numPr>
           <w:ilvl w:val="0"/>
-          <w:numId w:val="1025"/>
+          <w:numId w:val="1026"/>
         </w:numPr>
       </w:pPr>
       <w:r>
@@ -2449,7 +2449,7 @@
         <w:pStyle w:val="Compact"/>
         <w:numPr>
           <w:ilvl w:val="0"/>
-          <w:numId w:val="1027"/>
+          <w:numId w:val="1028"/>
         </w:numPr>
       </w:pPr>
       <w:r>
@@ -2497,7 +2497,7 @@
         <w:pStyle w:val="Compact"/>
         <w:numPr>
           <w:ilvl w:val="0"/>
-          <w:numId w:val="1027"/>
+          <w:numId w:val="1029"/>
         </w:numPr>
       </w:pPr>
       <w:r>
@@ -4410,7 +4410,7 @@
         <w:pStyle w:val="FirstParagraph"/>
       </w:pPr>
       <w:r>
-        <w:t xml:space="preserve">Last updated: 2025-08-06 19:25:39.745018</w:t>
+        <w:t xml:space="preserve">Last updated: 2025-08-21 15:01:21.874205</w:t>
       </w:r>
     </w:p>
     <w:bookmarkEnd w:id="123"/>

--- a/docs/notes/host_resist_tol.docx
+++ b/docs/notes/host_resist_tol.docx
@@ -15,10 +15,10 @@
         <w:pStyle w:val="Date"/>
       </w:pPr>
       <w:r>
-        <w:t xml:space="preserve">28 October 2023</w:t>
-      </w:r>
-    </w:p>
-    <w:bookmarkStart w:id="124" w:name="definitionsquestions"/>
+        <w:t xml:space="preserve">26 October 2025</w:t>
+      </w:r>
+    </w:p>
+    <w:bookmarkStart w:id="125" w:name="definitionsquestions"/>
     <w:p>
       <w:pPr>
         <w:pStyle w:val="Heading1"/>
@@ -483,6 +483,18 @@
         </w:numPr>
       </w:pPr>
       <w:r>
+        <w:t xml:space="preserve">cost of mounting a response (including immunopathology)</w:t>
+      </w:r>
+    </w:p>
+    <w:p>
+      <w:pPr>
+        <w:pStyle w:val="Compact"/>
+        <w:numPr>
+          <w:ilvl w:val="0"/>
+          <w:numId w:val="1005"/>
+        </w:numPr>
+      </w:pPr>
+      <w:r>
         <w:t xml:space="preserve">tradeoffs (RQ-related or ?)</w:t>
       </w:r>
     </w:p>
@@ -522,7 +534,7 @@
         </w:numPr>
       </w:pPr>
       <w:r>
-        <w:t xml:space="preserve">resistance lowers prevalence - selects against itself; expect</w:t>
+        <w:t xml:space="preserve">resistance lowers prevalence — selects against itself; expect</w:t>
       </w:r>
       <w:r>
         <w:t xml:space="preserve"> </w:t>
@@ -544,7 +556,7 @@
         </w:numPr>
       </w:pPr>
       <w:r>
-        <w:t xml:space="preserve">tolerance increases prevalence - selects for itself (</w:t>
+        <w:t xml:space="preserve">tolerance increases prevalence — selects for itself (</w:t>
       </w:r>
       <w:r>
         <w:rPr>
@@ -2411,7 +2423,7 @@
       </w:r>
     </w:p>
     <w:bookmarkEnd w:id="63"/>
-    <w:bookmarkStart w:id="64" w:name="summary-variation-in-mendelian-traits"/>
+    <w:bookmarkStart w:id="65" w:name="summary-variation-in-mendelian-traits"/>
     <w:p>
       <w:pPr>
         <w:pStyle w:val="Heading2"/>
@@ -2538,7 +2550,49 @@
         <w:t xml:space="preserve"> </w:t>
       </w:r>
       <w:r>
-        <w:t xml:space="preserve">methods to estimate origin times/places</w:t>
+        <w:t xml:space="preserve">methods to estimate origin times/places (and population size over time:</w:t>
+      </w:r>
+      <w:r>
+        <w:t xml:space="preserve"> </w:t>
+      </w:r>
+      <w:r>
+        <w:rPr>
+          <w:i/>
+          <w:iCs/>
+        </w:rPr>
+        <w:t xml:space="preserve">skyline plot</w:t>
+      </w:r>
+      <w:r>
+        <w:t xml:space="preserve">)</w:t>
+      </w:r>
+    </w:p>
+    <w:p>
+      <w:pPr>
+        <w:pStyle w:val="Compact"/>
+        <w:numPr>
+          <w:ilvl w:val="2"/>
+          <w:numId w:val="1031"/>
+        </w:numPr>
+      </w:pPr>
+      <w:r>
+        <w:t xml:space="preserve">see</w:t>
+      </w:r>
+      <w:r>
+        <w:t xml:space="preserve"> </w:t>
+      </w:r>
+      <w:hyperlink r:id="rId64">
+        <w:r>
+          <w:rPr>
+            <w:rStyle w:val="Hyperlink"/>
+          </w:rPr>
+          <w:t xml:space="preserve">notes</w:t>
+        </w:r>
+      </w:hyperlink>
+      <w:r>
+        <w:t xml:space="preserve"> </w:t>
+      </w:r>
+      <w:r>
+        <w:t xml:space="preserve">on how coalescent estimation works</w:t>
       </w:r>
     </w:p>
     <w:p>
@@ -2546,7 +2600,7 @@
         <w:pStyle w:val="Compact"/>
         <w:numPr>
           <w:ilvl w:val="1"/>
-          <w:numId w:val="1030"/>
+          <w:numId w:val="1031"/>
         </w:numPr>
       </w:pPr>
       <w:r>
@@ -2558,7 +2612,7 @@
         <w:pStyle w:val="Compact"/>
         <w:numPr>
           <w:ilvl w:val="1"/>
-          <w:numId w:val="1030"/>
+          <w:numId w:val="1031"/>
         </w:numPr>
       </w:pPr>
       <w:r>
@@ -2570,15 +2624,15 @@
         <w:pStyle w:val="Compact"/>
         <w:numPr>
           <w:ilvl w:val="1"/>
-          <w:numId w:val="1030"/>
+          <w:numId w:val="1031"/>
         </w:numPr>
       </w:pPr>
       <w:r>
         <w:t xml:space="preserve">population history</w:t>
       </w:r>
     </w:p>
-    <w:bookmarkEnd w:id="64"/>
-    <w:bookmarkStart w:id="68" w:name="more-examples"/>
+    <w:bookmarkEnd w:id="65"/>
+    <w:bookmarkStart w:id="69" w:name="more-examples"/>
     <w:p>
       <w:pPr>
         <w:pStyle w:val="Heading2"/>
@@ -2604,18 +2658,18 @@
           <wp:inline>
             <wp:extent cx="5334000" cy="4940788"/>
             <wp:effectExtent b="0" l="0" r="0" t="0"/>
-            <wp:docPr descr="" title="" id="66" name="Picture"/>
+            <wp:docPr descr="" title="" id="67" name="Picture"/>
             <a:graphic>
               <a:graphicData uri="http://schemas.openxmlformats.org/drawingml/2006/picture">
                 <pic:pic>
                   <pic:nvPicPr>
-                    <pic:cNvPr descr="pix/variants.png" id="67" name="Picture"/>
+                    <pic:cNvPr descr="pix/variants.png" id="68" name="Picture"/>
                     <pic:cNvPicPr>
                       <a:picLocks noChangeArrowheads="1" noChangeAspect="1"/>
                     </pic:cNvPicPr>
                   </pic:nvPicPr>
                   <pic:blipFill>
-                    <a:blip r:embed="rId65"/>
+                    <a:blip r:embed="rId66"/>
                     <a:stretch>
                       <a:fillRect/>
                     </a:stretch>
@@ -2642,8 +2696,8 @@
         </w:drawing>
       </w:r>
     </w:p>
-    <w:bookmarkEnd w:id="68"/>
-    <w:bookmarkStart w:id="72" w:name="gwas"/>
+    <w:bookmarkEnd w:id="69"/>
+    <w:bookmarkStart w:id="73" w:name="gwas"/>
     <w:p>
       <w:pPr>
         <w:pStyle w:val="Heading2"/>
@@ -2669,18 +2723,18 @@
           <wp:inline>
             <wp:extent cx="5334000" cy="4940788"/>
             <wp:effectExtent b="0" l="0" r="0" t="0"/>
-            <wp:docPr descr="" title="" id="70" name="Picture"/>
+            <wp:docPr descr="" title="" id="71" name="Picture"/>
             <a:graphic>
               <a:graphicData uri="http://schemas.openxmlformats.org/drawingml/2006/picture">
                 <pic:pic>
                   <pic:nvPicPr>
-                    <pic:cNvPr descr="pix/gwas.png" id="71" name="Picture"/>
+                    <pic:cNvPr descr="pix/gwas.png" id="72" name="Picture"/>
                     <pic:cNvPicPr>
                       <a:picLocks noChangeArrowheads="1" noChangeAspect="1"/>
                     </pic:cNvPicPr>
                   </pic:nvPicPr>
                   <pic:blipFill>
-                    <a:blip r:embed="rId69"/>
+                    <a:blip r:embed="rId70"/>
                     <a:stretch>
                       <a:fillRect/>
                     </a:stretch>
@@ -2707,42 +2761,12 @@
         </w:drawing>
       </w:r>
     </w:p>
-    <w:bookmarkEnd w:id="72"/>
-    <w:bookmarkStart w:id="123" w:name="references"/>
-    <w:p>
-      <w:pPr>
-        <w:pStyle w:val="Heading2"/>
-      </w:pPr>
-      <w:r>
-        <w:t xml:space="preserve">References</w:t>
-      </w:r>
-    </w:p>
-    <w:bookmarkStart w:id="122" w:name="refs"/>
-    <w:bookmarkStart w:id="73" w:name="ref-acevedo-whitehouse_is_2006"/>
-    <w:p>
-      <w:pPr>
-        <w:pStyle w:val="Bibliography"/>
-      </w:pPr>
-      <w:r>
-        <w:t xml:space="preserve">Acevedo-Whitehouse, K., and A. A Cunningham. 2006.</w:t>
-      </w:r>
-      <w:r>
-        <w:t xml:space="preserve"> </w:t>
-      </w:r>
-      <w:r>
-        <w:t xml:space="preserve">“Is</w:t>
-      </w:r>
-      <w:r>
-        <w:t xml:space="preserve"> </w:t>
-      </w:r>
-      <w:r>
-        <w:t xml:space="preserve">MHC</w:t>
-      </w:r>
-      <w:r>
-        <w:t xml:space="preserve"> </w:t>
-      </w:r>
-      <w:r>
-        <w:t xml:space="preserve">Enough for Understanding Wildlife Immunogenetics?”</w:t>
+    <w:p>
+      <w:pPr>
+        <w:pStyle w:val="BodyText"/>
+      </w:pPr>
+      <w:r>
+        <w:t xml:space="preserve">GWAS study of COVID-19 finds some relevant loci (but not</w:t>
       </w:r>
       <w:r>
         <w:t xml:space="preserve"> </w:t>
@@ -2752,29 +2776,42 @@
           <w:i/>
           <w:iCs/>
         </w:rPr>
-        <w:t xml:space="preserve">Trends in Ecology &amp; Evolution</w:t>
-      </w:r>
-      <w:r>
-        <w:t xml:space="preserve"> </w:t>
-      </w:r>
-      <w:r>
-        <w:t xml:space="preserve">21 (8): 433–38.</w:t>
+        <w:t xml:space="preserve">evolutionarily</w:t>
+      </w:r>
+      <w:r>
+        <w:t xml:space="preserve"> </w:t>
+      </w:r>
+      <w:r>
+        <w:t xml:space="preserve">relevant?)</w:t>
       </w:r>
     </w:p>
     <w:bookmarkEnd w:id="73"/>
-    <w:bookmarkStart w:id="74" w:name="ref-borghans_mhc_2004"/>
+    <w:bookmarkStart w:id="124" w:name="references"/>
+    <w:p>
+      <w:pPr>
+        <w:pStyle w:val="Heading2"/>
+      </w:pPr>
+      <w:r>
+        <w:t xml:space="preserve">References</w:t>
+      </w:r>
+    </w:p>
+    <w:bookmarkStart w:id="123" w:name="refs"/>
+    <w:bookmarkStart w:id="74" w:name="ref-acevedo-whitehouse_is_2006"/>
     <w:p>
       <w:pPr>
         <w:pStyle w:val="Bibliography"/>
       </w:pPr>
       <w:r>
-        <w:t xml:space="preserve">Borghans, J. A. M, J. B Beltman, and R. J De Boer. 2004.</w:t>
-      </w:r>
-      <w:r>
-        <w:t xml:space="preserve"> </w:t>
-      </w:r>
-      <w:r>
-        <w:t xml:space="preserve">“</w:t>
+        <w:t xml:space="preserve">Acevedo-Whitehouse, K., and A. A Cunningham. 2006.</w:t>
+      </w:r>
+      <w:r>
+        <w:t xml:space="preserve"> </w:t>
+      </w:r>
+      <w:r>
+        <w:t xml:space="preserve">“Is</w:t>
+      </w:r>
+      <w:r>
+        <w:t xml:space="preserve"> </w:t>
       </w:r>
       <w:r>
         <w:t xml:space="preserve">MHC</w:t>
@@ -2783,7 +2820,7 @@
         <w:t xml:space="preserve"> </w:t>
       </w:r>
       <w:r>
-        <w:t xml:space="preserve">Polymorphism Under Host-Pathogen Coevolution.”</w:t>
+        <w:t xml:space="preserve">Enough for Understanding Wildlife Immunogenetics?”</w:t>
       </w:r>
       <w:r>
         <w:t xml:space="preserve"> </w:t>
@@ -2793,62 +2830,38 @@
           <w:i/>
           <w:iCs/>
         </w:rPr>
-        <w:t xml:space="preserve">Immunogenetics</w:t>
-      </w:r>
-      <w:r>
-        <w:t xml:space="preserve"> </w:t>
-      </w:r>
-      <w:r>
-        <w:t xml:space="preserve">55 (11): 732–39.</w:t>
+        <w:t xml:space="preserve">Trends in Ecology &amp; Evolution</w:t>
+      </w:r>
+      <w:r>
+        <w:t xml:space="preserve"> </w:t>
+      </w:r>
+      <w:r>
+        <w:t xml:space="preserve">21 (8): 433–38.</w:t>
       </w:r>
     </w:p>
     <w:bookmarkEnd w:id="74"/>
-    <w:bookmarkStart w:id="76" w:name="ref-dominguez-andresImpact2019"/>
+    <w:bookmarkStart w:id="75" w:name="ref-borghans_mhc_2004"/>
     <w:p>
       <w:pPr>
         <w:pStyle w:val="Bibliography"/>
       </w:pPr>
       <w:r>
-        <w:t xml:space="preserve">Domínguez-Andrés, Jorge, and Mihai G. Netea. 2019.</w:t>
-      </w:r>
-      <w:r>
-        <w:t xml:space="preserve"> </w:t>
-      </w:r>
-      <w:r>
-        <w:t xml:space="preserve">“Impact of</w:t>
-      </w:r>
-      <w:r>
-        <w:t xml:space="preserve"> </w:t>
-      </w:r>
-      <w:r>
-        <w:t xml:space="preserve">Historic Migrations</w:t>
-      </w:r>
-      <w:r>
-        <w:t xml:space="preserve"> </w:t>
-      </w:r>
-      <w:r>
-        <w:t xml:space="preserve">and</w:t>
-      </w:r>
-      <w:r>
-        <w:t xml:space="preserve"> </w:t>
-      </w:r>
-      <w:r>
-        <w:t xml:space="preserve">Evolutionary Processes</w:t>
-      </w:r>
-      <w:r>
-        <w:t xml:space="preserve"> </w:t>
-      </w:r>
-      <w:r>
-        <w:t xml:space="preserve">on</w:t>
-      </w:r>
-      <w:r>
-        <w:t xml:space="preserve"> </w:t>
-      </w:r>
-      <w:r>
-        <w:t xml:space="preserve">Human Immunity</w:t>
-      </w:r>
-      <w:r>
-        <w:t xml:space="preserve">.”</w:t>
+        <w:t xml:space="preserve">Borghans, J. A. M, J. B Beltman, and R. J De Boer. 2004.</w:t>
+      </w:r>
+      <w:r>
+        <w:t xml:space="preserve"> </w:t>
+      </w:r>
+      <w:r>
+        <w:t xml:space="preserve">“</w:t>
+      </w:r>
+      <w:r>
+        <w:t xml:space="preserve">MHC</w:t>
+      </w:r>
+      <w:r>
+        <w:t xml:space="preserve"> </w:t>
+      </w:r>
+      <w:r>
+        <w:t xml:space="preserve">Polymorphism Under Host-Pathogen Coevolution.”</w:t>
       </w:r>
       <w:r>
         <w:t xml:space="preserve"> </w:t>
@@ -2858,6 +2871,71 @@
           <w:i/>
           <w:iCs/>
         </w:rPr>
+        <w:t xml:space="preserve">Immunogenetics</w:t>
+      </w:r>
+      <w:r>
+        <w:t xml:space="preserve"> </w:t>
+      </w:r>
+      <w:r>
+        <w:t xml:space="preserve">55 (11): 732–39.</w:t>
+      </w:r>
+    </w:p>
+    <w:bookmarkEnd w:id="75"/>
+    <w:bookmarkStart w:id="77" w:name="ref-dominguez-andresImpact2019"/>
+    <w:p>
+      <w:pPr>
+        <w:pStyle w:val="Bibliography"/>
+      </w:pPr>
+      <w:r>
+        <w:t xml:space="preserve">Domínguez-Andrés, Jorge, and Mihai G. Netea. 2019.</w:t>
+      </w:r>
+      <w:r>
+        <w:t xml:space="preserve"> </w:t>
+      </w:r>
+      <w:r>
+        <w:t xml:space="preserve">“Impact of</w:t>
+      </w:r>
+      <w:r>
+        <w:t xml:space="preserve"> </w:t>
+      </w:r>
+      <w:r>
+        <w:t xml:space="preserve">Historic Migrations</w:t>
+      </w:r>
+      <w:r>
+        <w:t xml:space="preserve"> </w:t>
+      </w:r>
+      <w:r>
+        <w:t xml:space="preserve">and</w:t>
+      </w:r>
+      <w:r>
+        <w:t xml:space="preserve"> </w:t>
+      </w:r>
+      <w:r>
+        <w:t xml:space="preserve">Evolutionary Processes</w:t>
+      </w:r>
+      <w:r>
+        <w:t xml:space="preserve"> </w:t>
+      </w:r>
+      <w:r>
+        <w:t xml:space="preserve">on</w:t>
+      </w:r>
+      <w:r>
+        <w:t xml:space="preserve"> </w:t>
+      </w:r>
+      <w:r>
+        <w:t xml:space="preserve">Human Immunity</w:t>
+      </w:r>
+      <w:r>
+        <w:t xml:space="preserve">.”</w:t>
+      </w:r>
+      <w:r>
+        <w:t xml:space="preserve"> </w:t>
+      </w:r>
+      <w:r>
+        <w:rPr>
+          <w:i/>
+          <w:iCs/>
+        </w:rPr>
         <w:t xml:space="preserve">Trends in Immunology</w:t>
       </w:r>
       <w:r>
@@ -2869,7 +2947,7 @@
       <w:r>
         <w:t xml:space="preserve"> </w:t>
       </w:r>
-      <w:hyperlink r:id="rId75">
+      <w:hyperlink r:id="rId76">
         <w:r>
           <w:rPr>
             <w:rStyle w:val="Hyperlink"/>
@@ -2881,8 +2959,8 @@
         <w:t xml:space="preserve">.</w:t>
       </w:r>
     </w:p>
-    <w:bookmarkEnd w:id="76"/>
-    <w:bookmarkStart w:id="78" w:name="ref-esohEvolutionary2021"/>
+    <w:bookmarkEnd w:id="77"/>
+    <w:bookmarkStart w:id="79" w:name="ref-esohEvolutionary2021"/>
     <w:p>
       <w:pPr>
         <w:pStyle w:val="Bibliography"/>
@@ -2915,7 +2993,7 @@
       <w:r>
         <w:t xml:space="preserve"> </w:t>
       </w:r>
-      <w:hyperlink r:id="rId77">
+      <w:hyperlink r:id="rId78">
         <w:r>
           <w:rPr>
             <w:rStyle w:val="Hyperlink"/>
@@ -2927,8 +3005,8 @@
         <w:t xml:space="preserve">.</w:t>
       </w:r>
     </w:p>
-    <w:bookmarkEnd w:id="78"/>
-    <w:bookmarkStart w:id="80" w:name="ref-frisch_origin_2004"/>
+    <w:bookmarkEnd w:id="79"/>
+    <w:bookmarkStart w:id="81" w:name="ref-frisch_origin_2004"/>
     <w:p>
       <w:pPr>
         <w:pStyle w:val="Bibliography"/>
@@ -2961,7 +3039,7 @@
       <w:r>
         <w:t xml:space="preserve"> </w:t>
       </w:r>
-      <w:hyperlink r:id="rId79">
+      <w:hyperlink r:id="rId80">
         <w:r>
           <w:rPr>
             <w:rStyle w:val="Hyperlink"/>
@@ -2973,8 +3051,8 @@
         <w:t xml:space="preserve">.</w:t>
       </w:r>
     </w:p>
-    <w:bookmarkEnd w:id="80"/>
-    <w:bookmarkStart w:id="82" w:name="ref-frost_taysachs_2012"/>
+    <w:bookmarkEnd w:id="81"/>
+    <w:bookmarkStart w:id="83" w:name="ref-frost_taysachs_2012"/>
     <w:p>
       <w:pPr>
         <w:pStyle w:val="Bibliography"/>
@@ -3007,7 +3085,7 @@
       <w:r>
         <w:t xml:space="preserve"> </w:t>
       </w:r>
-      <w:hyperlink r:id="rId81">
+      <w:hyperlink r:id="rId82">
         <w:r>
           <w:rPr>
             <w:rStyle w:val="Hyperlink"/>
@@ -3019,8 +3097,8 @@
         <w:t xml:space="preserve">.</w:t>
       </w:r>
     </w:p>
-    <w:bookmarkEnd w:id="82"/>
-    <w:bookmarkStart w:id="84" w:name="ref-galvani_evolutionary_2005"/>
+    <w:bookmarkEnd w:id="83"/>
+    <w:bookmarkStart w:id="85" w:name="ref-galvani_evolutionary_2005"/>
     <w:p>
       <w:pPr>
         <w:pStyle w:val="Bibliography"/>
@@ -3079,7 +3157,7 @@
       <w:r>
         <w:t xml:space="preserve"> </w:t>
       </w:r>
-      <w:hyperlink r:id="rId83">
+      <w:hyperlink r:id="rId84">
         <w:r>
           <w:rPr>
             <w:rStyle w:val="Hyperlink"/>
@@ -3091,8 +3169,8 @@
         <w:t xml:space="preserve">.</w:t>
       </w:r>
     </w:p>
-    <w:bookmarkEnd w:id="84"/>
-    <w:bookmarkStart w:id="86" w:name="ref-de_groot_evidence_2002"/>
+    <w:bookmarkEnd w:id="85"/>
+    <w:bookmarkStart w:id="87" w:name="ref-de_groot_evidence_2002"/>
     <w:p>
       <w:pPr>
         <w:pStyle w:val="Bibliography"/>
@@ -3149,7 +3227,7 @@
       <w:r>
         <w:t xml:space="preserve"> </w:t>
       </w:r>
-      <w:hyperlink r:id="rId85">
+      <w:hyperlink r:id="rId86">
         <w:r>
           <w:rPr>
             <w:rStyle w:val="Hyperlink"/>
@@ -3161,8 +3239,8 @@
         <w:t xml:space="preserve">.</w:t>
       </w:r>
     </w:p>
-    <w:bookmarkEnd w:id="86"/>
-    <w:bookmarkStart w:id="88" w:name="ref-hillert_genetic_2020"/>
+    <w:bookmarkEnd w:id="87"/>
+    <w:bookmarkStart w:id="89" w:name="ref-hillert_genetic_2020"/>
     <w:p>
       <w:pPr>
         <w:pStyle w:val="Bibliography"/>
@@ -3234,7 +3312,7 @@
       <w:r>
         <w:t xml:space="preserve"> </w:t>
       </w:r>
-      <w:hyperlink r:id="rId87">
+      <w:hyperlink r:id="rId88">
         <w:r>
           <w:rPr>
             <w:rStyle w:val="Hyperlink"/>
@@ -3246,8 +3324,8 @@
         <w:t xml:space="preserve">.</w:t>
       </w:r>
     </w:p>
-    <w:bookmarkEnd w:id="88"/>
-    <w:bookmarkStart w:id="90" w:name="ref-hummel_detection_2005"/>
+    <w:bookmarkEnd w:id="89"/>
+    <w:bookmarkStart w:id="91" w:name="ref-hummel_detection_2005"/>
     <w:p>
       <w:pPr>
         <w:pStyle w:val="Bibliography"/>
@@ -3327,7 +3405,7 @@
       <w:r>
         <w:t xml:space="preserve"> </w:t>
       </w:r>
-      <w:hyperlink r:id="rId89">
+      <w:hyperlink r:id="rId90">
         <w:r>
           <w:rPr>
             <w:rStyle w:val="Hyperlink"/>
@@ -3339,8 +3417,8 @@
         <w:t xml:space="preserve">.</w:t>
       </w:r>
     </w:p>
-    <w:bookmarkEnd w:id="90"/>
-    <w:bookmarkStart w:id="92" w:name="ref-klemme_negative_2020"/>
+    <w:bookmarkEnd w:id="91"/>
+    <w:bookmarkStart w:id="93" w:name="ref-klemme_negative_2020"/>
     <w:p>
       <w:pPr>
         <w:pStyle w:val="Bibliography"/>
@@ -3373,7 +3451,7 @@
       <w:r>
         <w:t xml:space="preserve"> </w:t>
       </w:r>
-      <w:hyperlink r:id="rId91">
+      <w:hyperlink r:id="rId92">
         <w:r>
           <w:rPr>
             <w:rStyle w:val="Hyperlink"/>
@@ -3385,8 +3463,8 @@
         <w:t xml:space="preserve">.</w:t>
       </w:r>
     </w:p>
-    <w:bookmarkEnd w:id="92"/>
-    <w:bookmarkStart w:id="94" w:name="ref-krawczak_role_2003"/>
+    <w:bookmarkEnd w:id="93"/>
+    <w:bookmarkStart w:id="95" w:name="ref-krawczak_role_2003"/>
     <w:p>
       <w:pPr>
         <w:pStyle w:val="Bibliography"/>
@@ -3419,7 +3497,7 @@
       <w:r>
         <w:t xml:space="preserve"> </w:t>
       </w:r>
-      <w:hyperlink r:id="rId93">
+      <w:hyperlink r:id="rId94">
         <w:r>
           <w:rPr>
             <w:rStyle w:val="Hyperlink"/>
@@ -3431,8 +3509,8 @@
         <w:t xml:space="preserve">.</w:t>
       </w:r>
     </w:p>
-    <w:bookmarkEnd w:id="94"/>
-    <w:bookmarkStart w:id="96" w:name="ref-liden_pushing_2006"/>
+    <w:bookmarkEnd w:id="95"/>
+    <w:bookmarkStart w:id="97" w:name="ref-liden_pushing_2006"/>
     <w:p>
       <w:pPr>
         <w:pStyle w:val="Bibliography"/>
@@ -3528,7 +3606,7 @@
       <w:r>
         <w:t xml:space="preserve"> </w:t>
       </w:r>
-      <w:hyperlink r:id="rId95">
+      <w:hyperlink r:id="rId96">
         <w:r>
           <w:rPr>
             <w:rStyle w:val="Hyperlink"/>
@@ -3540,8 +3618,8 @@
         <w:t xml:space="preserve">.</w:t>
       </w:r>
     </w:p>
-    <w:bookmarkEnd w:id="96"/>
-    <w:bookmarkStart w:id="98" w:name="ref-mboowaHuman2018"/>
+    <w:bookmarkEnd w:id="97"/>
+    <w:bookmarkStart w:id="99" w:name="ref-mboowaHuman2018"/>
     <w:p>
       <w:pPr>
         <w:pStyle w:val="Bibliography"/>
@@ -3628,7 +3706,7 @@
       <w:r>
         <w:t xml:space="preserve"> </w:t>
       </w:r>
-      <w:hyperlink r:id="rId97">
+      <w:hyperlink r:id="rId98">
         <w:r>
           <w:rPr>
             <w:rStyle w:val="Hyperlink"/>
@@ -3640,8 +3718,8 @@
         <w:t xml:space="preserve">.</w:t>
       </w:r>
     </w:p>
-    <w:bookmarkEnd w:id="98"/>
-    <w:bookmarkStart w:id="100" w:name="ref-nair_selective_2003"/>
+    <w:bookmarkEnd w:id="99"/>
+    <w:bookmarkStart w:id="101" w:name="ref-nair_selective_2003"/>
     <w:p>
       <w:pPr>
         <w:pStyle w:val="Bibliography"/>
@@ -3674,7 +3752,7 @@
       <w:r>
         <w:t xml:space="preserve"> </w:t>
       </w:r>
-      <w:hyperlink r:id="rId99">
+      <w:hyperlink r:id="rId100">
         <w:r>
           <w:rPr>
             <w:rStyle w:val="Hyperlink"/>
@@ -3686,8 +3764,8 @@
         <w:t xml:space="preserve">.</w:t>
       </w:r>
     </w:p>
-    <w:bookmarkEnd w:id="100"/>
-    <w:bookmarkStart w:id="102" w:name="ref-novembre_geographic_2005"/>
+    <w:bookmarkEnd w:id="101"/>
+    <w:bookmarkStart w:id="103" w:name="ref-novembre_geographic_2005"/>
     <w:p>
       <w:pPr>
         <w:pStyle w:val="Bibliography"/>
@@ -3776,7 +3854,7 @@
       <w:r>
         <w:t xml:space="preserve"> </w:t>
       </w:r>
-      <w:hyperlink r:id="rId101">
+      <w:hyperlink r:id="rId102">
         <w:r>
           <w:rPr>
             <w:rStyle w:val="Hyperlink"/>
@@ -3788,8 +3866,8 @@
         <w:t xml:space="preserve">.</w:t>
       </w:r>
     </w:p>
-    <w:bookmarkEnd w:id="102"/>
-    <w:bookmarkStart w:id="104" w:name="ref-pielGlobal2010b"/>
+    <w:bookmarkEnd w:id="103"/>
+    <w:bookmarkStart w:id="105" w:name="ref-pielGlobal2010b"/>
     <w:p>
       <w:pPr>
         <w:pStyle w:val="Bibliography"/>
@@ -3822,7 +3900,7 @@
       <w:r>
         <w:t xml:space="preserve"> </w:t>
       </w:r>
-      <w:hyperlink r:id="rId103">
+      <w:hyperlink r:id="rId104">
         <w:r>
           <w:rPr>
             <w:rStyle w:val="Hyperlink"/>
@@ -3834,8 +3912,8 @@
         <w:t xml:space="preserve">.</w:t>
       </w:r>
     </w:p>
-    <w:bookmarkEnd w:id="104"/>
-    <w:bookmarkStart w:id="106" w:name="ref-raberg_decomposing_2009"/>
+    <w:bookmarkEnd w:id="105"/>
+    <w:bookmarkStart w:id="107" w:name="ref-raberg_decomposing_2009"/>
     <w:p>
       <w:pPr>
         <w:pStyle w:val="Bibliography"/>
@@ -3868,7 +3946,7 @@
       <w:r>
         <w:t xml:space="preserve"> </w:t>
       </w:r>
-      <w:hyperlink r:id="rId105">
+      <w:hyperlink r:id="rId106">
         <w:r>
           <w:rPr>
             <w:rStyle w:val="Hyperlink"/>
@@ -3880,8 +3958,8 @@
         <w:t xml:space="preserve">.</w:t>
       </w:r>
     </w:p>
-    <w:bookmarkEnd w:id="106"/>
-    <w:bookmarkStart w:id="108" w:name="ref-raberg_disentangling_2007"/>
+    <w:bookmarkEnd w:id="107"/>
+    <w:bookmarkStart w:id="109" w:name="ref-raberg_disentangling_2007"/>
     <w:p>
       <w:pPr>
         <w:pStyle w:val="Bibliography"/>
@@ -3983,7 +4061,7 @@
       <w:r>
         <w:t xml:space="preserve"> </w:t>
       </w:r>
-      <w:hyperlink r:id="rId107">
+      <w:hyperlink r:id="rId108">
         <w:r>
           <w:rPr>
             <w:rStyle w:val="Hyperlink"/>
@@ -3995,8 +4073,8 @@
         <w:t xml:space="preserve">.</w:t>
       </w:r>
     </w:p>
-    <w:bookmarkEnd w:id="108"/>
-    <w:bookmarkStart w:id="109" w:name="ref-rauch_relative_2006"/>
+    <w:bookmarkEnd w:id="109"/>
+    <w:bookmarkStart w:id="110" w:name="ref-rauch_relative_2006"/>
     <w:p>
       <w:pPr>
         <w:pStyle w:val="Bibliography"/>
@@ -4039,8 +4117,8 @@
         <w:t xml:space="preserve">8 (2): 373–86.</w:t>
       </w:r>
     </w:p>
-    <w:bookmarkEnd w:id="109"/>
-    <w:bookmarkStart w:id="111" w:name="ref-roy_evolutionary_2000"/>
+    <w:bookmarkEnd w:id="110"/>
+    <w:bookmarkStart w:id="112" w:name="ref-roy_evolutionary_2000"/>
     <w:p>
       <w:pPr>
         <w:pStyle w:val="Bibliography"/>
@@ -4112,7 +4190,7 @@
       <w:r>
         <w:t xml:space="preserve"> </w:t>
       </w:r>
-      <w:hyperlink r:id="rId110">
+      <w:hyperlink r:id="rId111">
         <w:r>
           <w:rPr>
             <w:rStyle w:val="Hyperlink"/>
@@ -4124,8 +4202,8 @@
         <w:t xml:space="preserve">.</w:t>
       </w:r>
     </w:p>
-    <w:bookmarkEnd w:id="111"/>
-    <w:bookmarkStart w:id="113" w:name="ref-schmid-hempel_immune_2009"/>
+    <w:bookmarkEnd w:id="112"/>
+    <w:bookmarkStart w:id="114" w:name="ref-schmid-hempel_immune_2009"/>
     <w:p>
       <w:pPr>
         <w:pStyle w:val="Bibliography"/>
@@ -4170,7 +4248,7 @@
       <w:r>
         <w:t xml:space="preserve"> </w:t>
       </w:r>
-      <w:hyperlink r:id="rId112">
+      <w:hyperlink r:id="rId113">
         <w:r>
           <w:rPr>
             <w:rStyle w:val="Hyperlink"/>
@@ -4182,8 +4260,8 @@
         <w:t xml:space="preserve">.</w:t>
       </w:r>
     </w:p>
-    <w:bookmarkEnd w:id="113"/>
-    <w:bookmarkStart w:id="115" w:name="ref-schneider_two_2008"/>
+    <w:bookmarkEnd w:id="114"/>
+    <w:bookmarkStart w:id="116" w:name="ref-schneider_two_2008"/>
     <w:p>
       <w:pPr>
         <w:pStyle w:val="Bibliography"/>
@@ -4216,7 +4294,7 @@
       <w:r>
         <w:t xml:space="preserve"> </w:t>
       </w:r>
-      <w:hyperlink r:id="rId114">
+      <w:hyperlink r:id="rId115">
         <w:r>
           <w:rPr>
             <w:rStyle w:val="Hyperlink"/>
@@ -4228,8 +4306,8 @@
         <w:t xml:space="preserve">.</w:t>
       </w:r>
     </w:p>
-    <w:bookmarkEnd w:id="115"/>
-    <w:bookmarkStart w:id="117" w:name="ref-spurgin_how_2010"/>
+    <w:bookmarkEnd w:id="116"/>
+    <w:bookmarkStart w:id="118" w:name="ref-spurgin_how_2010"/>
     <w:p>
       <w:pPr>
         <w:pStyle w:val="Bibliography"/>
@@ -4271,7 +4349,7 @@
       <w:r>
         <w:t xml:space="preserve"> </w:t>
       </w:r>
-      <w:hyperlink r:id="rId116">
+      <w:hyperlink r:id="rId117">
         <w:r>
           <w:rPr>
             <w:rStyle w:val="Hyperlink"/>
@@ -4283,8 +4361,8 @@
         <w:t xml:space="preserve">.</w:t>
       </w:r>
     </w:p>
-    <w:bookmarkEnd w:id="117"/>
-    <w:bookmarkStart w:id="119" w:name="ref-spyropoulos_taysachs_1988"/>
+    <w:bookmarkEnd w:id="118"/>
+    <w:bookmarkStart w:id="120" w:name="ref-spyropoulos_taysachs_1988"/>
     <w:p>
       <w:pPr>
         <w:pStyle w:val="Bibliography"/>
@@ -4317,7 +4395,7 @@
       <w:r>
         <w:t xml:space="preserve"> </w:t>
       </w:r>
-      <w:hyperlink r:id="rId118">
+      <w:hyperlink r:id="rId119">
         <w:r>
           <w:rPr>
             <w:rStyle w:val="Hyperlink"/>
@@ -4329,8 +4407,8 @@
         <w:t xml:space="preserve">.</w:t>
       </w:r>
     </w:p>
-    <w:bookmarkEnd w:id="119"/>
-    <w:bookmarkStart w:id="121" w:name="ref-stahl_dynamics_1999"/>
+    <w:bookmarkEnd w:id="120"/>
+    <w:bookmarkStart w:id="122" w:name="ref-stahl_dynamics_1999"/>
     <w:p>
       <w:pPr>
         <w:pStyle w:val="Bibliography"/>
@@ -4384,7 +4462,7 @@
       <w:r>
         <w:t xml:space="preserve"> </w:t>
       </w:r>
-      <w:hyperlink r:id="rId120">
+      <w:hyperlink r:id="rId121">
         <w:r>
           <w:rPr>
             <w:rStyle w:val="Hyperlink"/>
@@ -4396,8 +4474,8 @@
         <w:t xml:space="preserve">.</w:t>
       </w:r>
     </w:p>
-    <w:bookmarkEnd w:id="121"/>
     <w:bookmarkEnd w:id="122"/>
+    <w:bookmarkEnd w:id="123"/>
     <w:p>
       <w:r>
         <w:pict>
@@ -4410,11 +4488,11 @@
         <w:pStyle w:val="FirstParagraph"/>
       </w:pPr>
       <w:r>
-        <w:t xml:space="preserve">Last updated: 2025-08-21 15:01:21.874205</w:t>
-      </w:r>
-    </w:p>
-    <w:bookmarkEnd w:id="123"/>
+        <w:t xml:space="preserve">Last updated: 2025-10-26 17:49:47.158189</w:t>
+      </w:r>
+    </w:p>
     <w:bookmarkEnd w:id="124"/>
+    <w:bookmarkEnd w:id="125"/>
     <w:sectPr/>
   </w:body>
 </w:document>
@@ -4715,6 +4793,9 @@
     <w:abstractNumId w:val="991"/>
   </w:num>
   <w:num w:numId="1030">
+    <w:abstractNumId w:val="991"/>
+  </w:num>
+  <w:num w:numId="1031">
     <w:abstractNumId w:val="991"/>
   </w:num>
 </w:numbering>

--- a/docs/notes/host_resist_tol.docx
+++ b/docs/notes/host_resist_tol.docx
@@ -18,7 +18,7 @@
         <w:t xml:space="preserve">26 October 2025</w:t>
       </w:r>
     </w:p>
-    <w:bookmarkStart w:id="125" w:name="definitionsquestions"/>
+    <w:bookmarkStart w:id="131" w:name="definitionsquestions"/>
     <w:p>
       <w:pPr>
         <w:pStyle w:val="Heading1"/>
@@ -2207,6 +2207,24 @@
         <w:t xml:space="preserve">(multiple effects from one gene)</w:t>
       </w:r>
     </w:p>
+    <w:p>
+      <w:pPr>
+        <w:pStyle w:val="Compact"/>
+        <w:numPr>
+          <w:ilvl w:val="0"/>
+          <w:numId w:val="1024"/>
+        </w:numPr>
+      </w:pPr>
+      <w:r>
+        <w:t xml:space="preserve">Tb resistance?</w:t>
+      </w:r>
+      <w:r>
+        <w:t xml:space="preserve"> </w:t>
+      </w:r>
+      <w:r>
+        <w:t xml:space="preserve">(Bosch et al. 2017; Meindl 1987; Poolman and Galvani 2006)</w:t>
+      </w:r>
+    </w:p>
     <w:bookmarkEnd w:id="59"/>
     <w:bookmarkStart w:id="63" w:name="hiv"/>
     <w:p>
@@ -2786,7 +2804,7 @@
       </w:r>
     </w:p>
     <w:bookmarkEnd w:id="73"/>
-    <w:bookmarkStart w:id="124" w:name="references"/>
+    <w:bookmarkStart w:id="130" w:name="references"/>
     <w:p>
       <w:pPr>
         <w:pStyle w:val="Heading2"/>
@@ -2795,7 +2813,7 @@
         <w:t xml:space="preserve">References</w:t>
       </w:r>
     </w:p>
-    <w:bookmarkStart w:id="123" w:name="refs"/>
+    <w:bookmarkStart w:id="129" w:name="refs"/>
     <w:bookmarkStart w:id="74" w:name="ref-acevedo-whitehouse_is_2006"/>
     <w:p>
       <w:pPr>
@@ -2881,52 +2899,31 @@
       </w:r>
     </w:p>
     <w:bookmarkEnd w:id="75"/>
-    <w:bookmarkStart w:id="77" w:name="ref-dominguez-andresImpact2019"/>
+    <w:bookmarkStart w:id="77" w:name="ref-boschCysticFibrosisCarriership2017"/>
     <w:p>
       <w:pPr>
         <w:pStyle w:val="Bibliography"/>
       </w:pPr>
       <w:r>
-        <w:t xml:space="preserve">Domínguez-Andrés, Jorge, and Mihai G. Netea. 2019.</w:t>
-      </w:r>
-      <w:r>
-        <w:t xml:space="preserve"> </w:t>
-      </w:r>
-      <w:r>
-        <w:t xml:space="preserve">“Impact of</w:t>
-      </w:r>
-      <w:r>
-        <w:t xml:space="preserve"> </w:t>
-      </w:r>
-      <w:r>
-        <w:t xml:space="preserve">Historic Migrations</w:t>
-      </w:r>
-      <w:r>
-        <w:t xml:space="preserve"> </w:t>
-      </w:r>
-      <w:r>
-        <w:t xml:space="preserve">and</w:t>
-      </w:r>
-      <w:r>
-        <w:t xml:space="preserve"> </w:t>
-      </w:r>
-      <w:r>
-        <w:t xml:space="preserve">Evolutionary Processes</w:t>
-      </w:r>
-      <w:r>
-        <w:t xml:space="preserve"> </w:t>
-      </w:r>
-      <w:r>
-        <w:t xml:space="preserve">on</w:t>
-      </w:r>
-      <w:r>
-        <w:t xml:space="preserve"> </w:t>
-      </w:r>
-      <w:r>
-        <w:t xml:space="preserve">Human Immunity</w:t>
-      </w:r>
-      <w:r>
-        <w:t xml:space="preserve">.”</w:t>
+        <w:t xml:space="preserve">Bosch, Lander, Barbara Bosch, Kris De Boeck, Tim Nawrot, Isabelle Meyts, Dominique Vanneste, Cleonice Alexandre Le Bourlegat, Julio Croda, and Luiz Vicente Ribeiro Ferreira da Silva Filho. 2017.</w:t>
+      </w:r>
+      <w:r>
+        <w:t xml:space="preserve"> </w:t>
+      </w:r>
+      <w:r>
+        <w:t xml:space="preserve">“Cystic Fibrosis Carriership and Tuberculosis: Hints Toward an Evolutionary Selective Advantage Based on Data from the</w:t>
+      </w:r>
+      <w:r>
+        <w:t xml:space="preserve"> </w:t>
+      </w:r>
+      <w:r>
+        <w:t xml:space="preserve">Brazilian</w:t>
+      </w:r>
+      <w:r>
+        <w:t xml:space="preserve"> </w:t>
+      </w:r>
+      <w:r>
+        <w:t xml:space="preserve">Territory.”</w:t>
       </w:r>
       <w:r>
         <w:t xml:space="preserve"> </w:t>
@@ -2936,6 +2933,85 @@
           <w:i/>
           <w:iCs/>
         </w:rPr>
+        <w:t xml:space="preserve">BMC Infectious Diseases</w:t>
+      </w:r>
+      <w:r>
+        <w:t xml:space="preserve"> </w:t>
+      </w:r>
+      <w:r>
+        <w:t xml:space="preserve">17 (1): 340.</w:t>
+      </w:r>
+      <w:r>
+        <w:t xml:space="preserve"> </w:t>
+      </w:r>
+      <w:hyperlink r:id="rId76">
+        <w:r>
+          <w:rPr>
+            <w:rStyle w:val="Hyperlink"/>
+          </w:rPr>
+          <w:t xml:space="preserve">https://doi.org/10.1186/s12879-017-2448-z</w:t>
+        </w:r>
+      </w:hyperlink>
+      <w:r>
+        <w:t xml:space="preserve">.</w:t>
+      </w:r>
+    </w:p>
+    <w:bookmarkEnd w:id="77"/>
+    <w:bookmarkStart w:id="79" w:name="ref-dominguez-andresImpact2019"/>
+    <w:p>
+      <w:pPr>
+        <w:pStyle w:val="Bibliography"/>
+      </w:pPr>
+      <w:r>
+        <w:t xml:space="preserve">Domínguez-Andrés, Jorge, and Mihai G. Netea. 2019.</w:t>
+      </w:r>
+      <w:r>
+        <w:t xml:space="preserve"> </w:t>
+      </w:r>
+      <w:r>
+        <w:t xml:space="preserve">“Impact of</w:t>
+      </w:r>
+      <w:r>
+        <w:t xml:space="preserve"> </w:t>
+      </w:r>
+      <w:r>
+        <w:t xml:space="preserve">Historic Migrations</w:t>
+      </w:r>
+      <w:r>
+        <w:t xml:space="preserve"> </w:t>
+      </w:r>
+      <w:r>
+        <w:t xml:space="preserve">and</w:t>
+      </w:r>
+      <w:r>
+        <w:t xml:space="preserve"> </w:t>
+      </w:r>
+      <w:r>
+        <w:t xml:space="preserve">Evolutionary Processes</w:t>
+      </w:r>
+      <w:r>
+        <w:t xml:space="preserve"> </w:t>
+      </w:r>
+      <w:r>
+        <w:t xml:space="preserve">on</w:t>
+      </w:r>
+      <w:r>
+        <w:t xml:space="preserve"> </w:t>
+      </w:r>
+      <w:r>
+        <w:t xml:space="preserve">Human Immunity</w:t>
+      </w:r>
+      <w:r>
+        <w:t xml:space="preserve">.”</w:t>
+      </w:r>
+      <w:r>
+        <w:t xml:space="preserve"> </w:t>
+      </w:r>
+      <w:r>
+        <w:rPr>
+          <w:i/>
+          <w:iCs/>
+        </w:rPr>
         <w:t xml:space="preserve">Trends in Immunology</w:t>
       </w:r>
       <w:r>
@@ -2947,7 +3023,7 @@
       <w:r>
         <w:t xml:space="preserve"> </w:t>
       </w:r>
-      <w:hyperlink r:id="rId76">
+      <w:hyperlink r:id="rId78">
         <w:r>
           <w:rPr>
             <w:rStyle w:val="Hyperlink"/>
@@ -2959,8 +3035,8 @@
         <w:t xml:space="preserve">.</w:t>
       </w:r>
     </w:p>
-    <w:bookmarkEnd w:id="77"/>
-    <w:bookmarkStart w:id="79" w:name="ref-esohEvolutionary2021"/>
+    <w:bookmarkEnd w:id="79"/>
+    <w:bookmarkStart w:id="81" w:name="ref-esohEvolutionary2021"/>
     <w:p>
       <w:pPr>
         <w:pStyle w:val="Bibliography"/>
@@ -2993,7 +3069,7 @@
       <w:r>
         <w:t xml:space="preserve"> </w:t>
       </w:r>
-      <w:hyperlink r:id="rId78">
+      <w:hyperlink r:id="rId80">
         <w:r>
           <w:rPr>
             <w:rStyle w:val="Hyperlink"/>
@@ -3005,8 +3081,8 @@
         <w:t xml:space="preserve">.</w:t>
       </w:r>
     </w:p>
-    <w:bookmarkEnd w:id="79"/>
-    <w:bookmarkStart w:id="81" w:name="ref-frisch_origin_2004"/>
+    <w:bookmarkEnd w:id="81"/>
+    <w:bookmarkStart w:id="83" w:name="ref-frisch_origin_2004"/>
     <w:p>
       <w:pPr>
         <w:pStyle w:val="Bibliography"/>
@@ -3039,7 +3115,7 @@
       <w:r>
         <w:t xml:space="preserve"> </w:t>
       </w:r>
-      <w:hyperlink r:id="rId80">
+      <w:hyperlink r:id="rId82">
         <w:r>
           <w:rPr>
             <w:rStyle w:val="Hyperlink"/>
@@ -3051,8 +3127,8 @@
         <w:t xml:space="preserve">.</w:t>
       </w:r>
     </w:p>
-    <w:bookmarkEnd w:id="81"/>
-    <w:bookmarkStart w:id="83" w:name="ref-frost_taysachs_2012"/>
+    <w:bookmarkEnd w:id="83"/>
+    <w:bookmarkStart w:id="85" w:name="ref-frost_taysachs_2012"/>
     <w:p>
       <w:pPr>
         <w:pStyle w:val="Bibliography"/>
@@ -3085,7 +3161,7 @@
       <w:r>
         <w:t xml:space="preserve"> </w:t>
       </w:r>
-      <w:hyperlink r:id="rId82">
+      <w:hyperlink r:id="rId84">
         <w:r>
           <w:rPr>
             <w:rStyle w:val="Hyperlink"/>
@@ -3097,8 +3173,8 @@
         <w:t xml:space="preserve">.</w:t>
       </w:r>
     </w:p>
-    <w:bookmarkEnd w:id="83"/>
-    <w:bookmarkStart w:id="85" w:name="ref-galvani_evolutionary_2005"/>
+    <w:bookmarkEnd w:id="85"/>
+    <w:bookmarkStart w:id="87" w:name="ref-galvani_evolutionary_2005"/>
     <w:p>
       <w:pPr>
         <w:pStyle w:val="Bibliography"/>
@@ -3157,7 +3233,7 @@
       <w:r>
         <w:t xml:space="preserve"> </w:t>
       </w:r>
-      <w:hyperlink r:id="rId84">
+      <w:hyperlink r:id="rId86">
         <w:r>
           <w:rPr>
             <w:rStyle w:val="Hyperlink"/>
@@ -3169,8 +3245,8 @@
         <w:t xml:space="preserve">.</w:t>
       </w:r>
     </w:p>
-    <w:bookmarkEnd w:id="85"/>
-    <w:bookmarkStart w:id="87" w:name="ref-de_groot_evidence_2002"/>
+    <w:bookmarkEnd w:id="87"/>
+    <w:bookmarkStart w:id="89" w:name="ref-de_groot_evidence_2002"/>
     <w:p>
       <w:pPr>
         <w:pStyle w:val="Bibliography"/>
@@ -3227,7 +3303,7 @@
       <w:r>
         <w:t xml:space="preserve"> </w:t>
       </w:r>
-      <w:hyperlink r:id="rId86">
+      <w:hyperlink r:id="rId88">
         <w:r>
           <w:rPr>
             <w:rStyle w:val="Hyperlink"/>
@@ -3239,8 +3315,8 @@
         <w:t xml:space="preserve">.</w:t>
       </w:r>
     </w:p>
-    <w:bookmarkEnd w:id="87"/>
-    <w:bookmarkStart w:id="89" w:name="ref-hillert_genetic_2020"/>
+    <w:bookmarkEnd w:id="89"/>
+    <w:bookmarkStart w:id="91" w:name="ref-hillert_genetic_2020"/>
     <w:p>
       <w:pPr>
         <w:pStyle w:val="Bibliography"/>
@@ -3312,7 +3388,7 @@
       <w:r>
         <w:t xml:space="preserve"> </w:t>
       </w:r>
-      <w:hyperlink r:id="rId88">
+      <w:hyperlink r:id="rId90">
         <w:r>
           <w:rPr>
             <w:rStyle w:val="Hyperlink"/>
@@ -3324,8 +3400,8 @@
         <w:t xml:space="preserve">.</w:t>
       </w:r>
     </w:p>
-    <w:bookmarkEnd w:id="89"/>
-    <w:bookmarkStart w:id="91" w:name="ref-hummel_detection_2005"/>
+    <w:bookmarkEnd w:id="91"/>
+    <w:bookmarkStart w:id="93" w:name="ref-hummel_detection_2005"/>
     <w:p>
       <w:pPr>
         <w:pStyle w:val="Bibliography"/>
@@ -3405,7 +3481,7 @@
       <w:r>
         <w:t xml:space="preserve"> </w:t>
       </w:r>
-      <w:hyperlink r:id="rId90">
+      <w:hyperlink r:id="rId92">
         <w:r>
           <w:rPr>
             <w:rStyle w:val="Hyperlink"/>
@@ -3417,8 +3493,8 @@
         <w:t xml:space="preserve">.</w:t>
       </w:r>
     </w:p>
-    <w:bookmarkEnd w:id="91"/>
-    <w:bookmarkStart w:id="93" w:name="ref-klemme_negative_2020"/>
+    <w:bookmarkEnd w:id="93"/>
+    <w:bookmarkStart w:id="95" w:name="ref-klemme_negative_2020"/>
     <w:p>
       <w:pPr>
         <w:pStyle w:val="Bibliography"/>
@@ -3451,7 +3527,7 @@
       <w:r>
         <w:t xml:space="preserve"> </w:t>
       </w:r>
-      <w:hyperlink r:id="rId92">
+      <w:hyperlink r:id="rId94">
         <w:r>
           <w:rPr>
             <w:rStyle w:val="Hyperlink"/>
@@ -3463,8 +3539,8 @@
         <w:t xml:space="preserve">.</w:t>
       </w:r>
     </w:p>
-    <w:bookmarkEnd w:id="93"/>
-    <w:bookmarkStart w:id="95" w:name="ref-krawczak_role_2003"/>
+    <w:bookmarkEnd w:id="95"/>
+    <w:bookmarkStart w:id="97" w:name="ref-krawczak_role_2003"/>
     <w:p>
       <w:pPr>
         <w:pStyle w:val="Bibliography"/>
@@ -3497,7 +3573,7 @@
       <w:r>
         <w:t xml:space="preserve"> </w:t>
       </w:r>
-      <w:hyperlink r:id="rId94">
+      <w:hyperlink r:id="rId96">
         <w:r>
           <w:rPr>
             <w:rStyle w:val="Hyperlink"/>
@@ -3509,8 +3585,8 @@
         <w:t xml:space="preserve">.</w:t>
       </w:r>
     </w:p>
-    <w:bookmarkEnd w:id="95"/>
-    <w:bookmarkStart w:id="97" w:name="ref-liden_pushing_2006"/>
+    <w:bookmarkEnd w:id="97"/>
+    <w:bookmarkStart w:id="99" w:name="ref-liden_pushing_2006"/>
     <w:p>
       <w:pPr>
         <w:pStyle w:val="Bibliography"/>
@@ -3606,7 +3682,7 @@
       <w:r>
         <w:t xml:space="preserve"> </w:t>
       </w:r>
-      <w:hyperlink r:id="rId96">
+      <w:hyperlink r:id="rId98">
         <w:r>
           <w:rPr>
             <w:rStyle w:val="Hyperlink"/>
@@ -3618,8 +3694,8 @@
         <w:t xml:space="preserve">.</w:t>
       </w:r>
     </w:p>
-    <w:bookmarkEnd w:id="97"/>
-    <w:bookmarkStart w:id="99" w:name="ref-mboowaHuman2018"/>
+    <w:bookmarkEnd w:id="99"/>
+    <w:bookmarkStart w:id="101" w:name="ref-mboowaHuman2018"/>
     <w:p>
       <w:pPr>
         <w:pStyle w:val="Bibliography"/>
@@ -3706,7 +3782,7 @@
       <w:r>
         <w:t xml:space="preserve"> </w:t>
       </w:r>
-      <w:hyperlink r:id="rId98">
+      <w:hyperlink r:id="rId100">
         <w:r>
           <w:rPr>
             <w:rStyle w:val="Hyperlink"/>
@@ -3718,20 +3794,32 @@
         <w:t xml:space="preserve">.</w:t>
       </w:r>
     </w:p>
-    <w:bookmarkEnd w:id="99"/>
-    <w:bookmarkStart w:id="101" w:name="ref-nair_selective_2003"/>
+    <w:bookmarkEnd w:id="101"/>
+    <w:bookmarkStart w:id="103" w:name="Xeaeb38f380b69e61a7f34f76d6e596fba6b84cd"/>
     <w:p>
       <w:pPr>
         <w:pStyle w:val="Bibliography"/>
       </w:pPr>
       <w:r>
-        <w:t xml:space="preserve">Nair, Shalini, Jeff T. Williams, Alan Brockman, Lucy Paiphun, Mayfong Mayxay, Paul N. Newton, Jean-Paul Guthmann, et al. 2003.</w:t>
-      </w:r>
-      <w:r>
-        <w:t xml:space="preserve"> </w:t>
-      </w:r>
-      <w:r>
-        <w:t xml:space="preserve">“A Selective Sweep Driven by Pyrimethamine Treatment in Southeast Asian Malaria Parasites.”</w:t>
+        <w:t xml:space="preserve">Meindl, Richard S. 1987.</w:t>
+      </w:r>
+      <w:r>
+        <w:t xml:space="preserve"> </w:t>
+      </w:r>
+      <w:r>
+        <w:t xml:space="preserve">“Hypothesis:</w:t>
+      </w:r>
+      <w:r>
+        <w:t xml:space="preserve"> </w:t>
+      </w:r>
+      <w:r>
+        <w:t xml:space="preserve">A</w:t>
+      </w:r>
+      <w:r>
+        <w:t xml:space="preserve"> </w:t>
+      </w:r>
+      <w:r>
+        <w:t xml:space="preserve">Selective Advantage for Cystic Fibrosis Heterozygotes.”</w:t>
       </w:r>
       <w:r>
         <w:t xml:space="preserve"> </w:t>
@@ -3741,6 +3829,52 @@
           <w:i/>
           <w:iCs/>
         </w:rPr>
+        <w:t xml:space="preserve">American Journal of Physical Anthropology</w:t>
+      </w:r>
+      <w:r>
+        <w:t xml:space="preserve"> </w:t>
+      </w:r>
+      <w:r>
+        <w:t xml:space="preserve">74 (1): 39–45.</w:t>
+      </w:r>
+      <w:r>
+        <w:t xml:space="preserve"> </w:t>
+      </w:r>
+      <w:hyperlink r:id="rId102">
+        <w:r>
+          <w:rPr>
+            <w:rStyle w:val="Hyperlink"/>
+          </w:rPr>
+          <w:t xml:space="preserve">https://doi.org/10.1002/ajpa.1330740104</w:t>
+        </w:r>
+      </w:hyperlink>
+      <w:r>
+        <w:t xml:space="preserve">.</w:t>
+      </w:r>
+    </w:p>
+    <w:bookmarkEnd w:id="103"/>
+    <w:bookmarkStart w:id="105" w:name="ref-nair_selective_2003"/>
+    <w:p>
+      <w:pPr>
+        <w:pStyle w:val="Bibliography"/>
+      </w:pPr>
+      <w:r>
+        <w:t xml:space="preserve">Nair, Shalini, Jeff T. Williams, Alan Brockman, Lucy Paiphun, Mayfong Mayxay, Paul N. Newton, Jean-Paul Guthmann, et al. 2003.</w:t>
+      </w:r>
+      <w:r>
+        <w:t xml:space="preserve"> </w:t>
+      </w:r>
+      <w:r>
+        <w:t xml:space="preserve">“A Selective Sweep Driven by Pyrimethamine Treatment in Southeast Asian Malaria Parasites.”</w:t>
+      </w:r>
+      <w:r>
+        <w:t xml:space="preserve"> </w:t>
+      </w:r>
+      <w:r>
+        <w:rPr>
+          <w:i/>
+          <w:iCs/>
+        </w:rPr>
         <w:t xml:space="preserve">Molecular Biology and Evolution</w:t>
       </w:r>
       <w:r>
@@ -3752,7 +3886,7 @@
       <w:r>
         <w:t xml:space="preserve"> </w:t>
       </w:r>
-      <w:hyperlink r:id="rId100">
+      <w:hyperlink r:id="rId104">
         <w:r>
           <w:rPr>
             <w:rStyle w:val="Hyperlink"/>
@@ -3764,8 +3898,8 @@
         <w:t xml:space="preserve">.</w:t>
       </w:r>
     </w:p>
-    <w:bookmarkEnd w:id="101"/>
-    <w:bookmarkStart w:id="103" w:name="ref-novembre_geographic_2005"/>
+    <w:bookmarkEnd w:id="105"/>
+    <w:bookmarkStart w:id="107" w:name="ref-novembre_geographic_2005"/>
     <w:p>
       <w:pPr>
         <w:pStyle w:val="Bibliography"/>
@@ -3854,7 +3988,7 @@
       <w:r>
         <w:t xml:space="preserve"> </w:t>
       </w:r>
-      <w:hyperlink r:id="rId102">
+      <w:hyperlink r:id="rId106">
         <w:r>
           <w:rPr>
             <w:rStyle w:val="Hyperlink"/>
@@ -3866,8 +4000,8 @@
         <w:t xml:space="preserve">.</w:t>
       </w:r>
     </w:p>
-    <w:bookmarkEnd w:id="103"/>
-    <w:bookmarkStart w:id="105" w:name="ref-pielGlobal2010b"/>
+    <w:bookmarkEnd w:id="107"/>
+    <w:bookmarkStart w:id="109" w:name="ref-pielGlobal2010b"/>
     <w:p>
       <w:pPr>
         <w:pStyle w:val="Bibliography"/>
@@ -3900,7 +4034,7 @@
       <w:r>
         <w:t xml:space="preserve"> </w:t>
       </w:r>
-      <w:hyperlink r:id="rId104">
+      <w:hyperlink r:id="rId108">
         <w:r>
           <w:rPr>
             <w:rStyle w:val="Hyperlink"/>
@@ -3912,20 +4046,20 @@
         <w:t xml:space="preserve">.</w:t>
       </w:r>
     </w:p>
-    <w:bookmarkEnd w:id="105"/>
-    <w:bookmarkStart w:id="107" w:name="ref-raberg_decomposing_2009"/>
+    <w:bookmarkEnd w:id="109"/>
+    <w:bookmarkStart w:id="111" w:name="ref-poolmanEvaluatingCandidateAgents2006"/>
     <w:p>
       <w:pPr>
         <w:pStyle w:val="Bibliography"/>
       </w:pPr>
       <w:r>
-        <w:t xml:space="preserve">Råberg, Lars, Andrea L Graham, and Andrew F Read. 2009.</w:t>
-      </w:r>
-      <w:r>
-        <w:t xml:space="preserve"> </w:t>
-      </w:r>
-      <w:r>
-        <w:t xml:space="preserve">“Decomposing Health: Tolerance and Resistance to Parasites in Animals.”</w:t>
+        <w:t xml:space="preserve">Poolman, Eric M, and Alison P Galvani. 2006.</w:t>
+      </w:r>
+      <w:r>
+        <w:t xml:space="preserve"> </w:t>
+      </w:r>
+      <w:r>
+        <w:t xml:space="preserve">“Evaluating Candidate Agents of Selective Pressure for Cystic Fibrosis.”</w:t>
       </w:r>
       <w:r>
         <w:t xml:space="preserve"> </w:t>
@@ -3935,6 +4069,52 @@
           <w:i/>
           <w:iCs/>
         </w:rPr>
+        <w:t xml:space="preserve">Journal of The Royal Society Interface</w:t>
+      </w:r>
+      <w:r>
+        <w:t xml:space="preserve"> </w:t>
+      </w:r>
+      <w:r>
+        <w:t xml:space="preserve">4 (12): 91–98.</w:t>
+      </w:r>
+      <w:r>
+        <w:t xml:space="preserve"> </w:t>
+      </w:r>
+      <w:hyperlink r:id="rId110">
+        <w:r>
+          <w:rPr>
+            <w:rStyle w:val="Hyperlink"/>
+          </w:rPr>
+          <w:t xml:space="preserve">https://doi.org/10.1098/rsif.2006.0154</w:t>
+        </w:r>
+      </w:hyperlink>
+      <w:r>
+        <w:t xml:space="preserve">.</w:t>
+      </w:r>
+    </w:p>
+    <w:bookmarkEnd w:id="111"/>
+    <w:bookmarkStart w:id="113" w:name="ref-raberg_decomposing_2009"/>
+    <w:p>
+      <w:pPr>
+        <w:pStyle w:val="Bibliography"/>
+      </w:pPr>
+      <w:r>
+        <w:t xml:space="preserve">Råberg, Lars, Andrea L Graham, and Andrew F Read. 2009.</w:t>
+      </w:r>
+      <w:r>
+        <w:t xml:space="preserve"> </w:t>
+      </w:r>
+      <w:r>
+        <w:t xml:space="preserve">“Decomposing Health: Tolerance and Resistance to Parasites in Animals.”</w:t>
+      </w:r>
+      <w:r>
+        <w:t xml:space="preserve"> </w:t>
+      </w:r>
+      <w:r>
+        <w:rPr>
+          <w:i/>
+          <w:iCs/>
+        </w:rPr>
         <w:t xml:space="preserve">Philosophical Transactions of the Royal Society B: Biological Sciences</w:t>
       </w:r>
       <w:r>
@@ -3946,7 +4126,7 @@
       <w:r>
         <w:t xml:space="preserve"> </w:t>
       </w:r>
-      <w:hyperlink r:id="rId106">
+      <w:hyperlink r:id="rId112">
         <w:r>
           <w:rPr>
             <w:rStyle w:val="Hyperlink"/>
@@ -3958,8 +4138,8 @@
         <w:t xml:space="preserve">.</w:t>
       </w:r>
     </w:p>
-    <w:bookmarkEnd w:id="107"/>
-    <w:bookmarkStart w:id="109" w:name="ref-raberg_disentangling_2007"/>
+    <w:bookmarkEnd w:id="113"/>
+    <w:bookmarkStart w:id="115" w:name="ref-raberg_disentangling_2007"/>
     <w:p>
       <w:pPr>
         <w:pStyle w:val="Bibliography"/>
@@ -4061,7 +4241,7 @@
       <w:r>
         <w:t xml:space="preserve"> </w:t>
       </w:r>
-      <w:hyperlink r:id="rId108">
+      <w:hyperlink r:id="rId114">
         <w:r>
           <w:rPr>
             <w:rStyle w:val="Hyperlink"/>
@@ -4073,8 +4253,8 @@
         <w:t xml:space="preserve">.</w:t>
       </w:r>
     </w:p>
-    <w:bookmarkEnd w:id="109"/>
-    <w:bookmarkStart w:id="110" w:name="ref-rauch_relative_2006"/>
+    <w:bookmarkEnd w:id="115"/>
+    <w:bookmarkStart w:id="116" w:name="ref-rauch_relative_2006"/>
     <w:p>
       <w:pPr>
         <w:pStyle w:val="Bibliography"/>
@@ -4117,8 +4297,8 @@
         <w:t xml:space="preserve">8 (2): 373–86.</w:t>
       </w:r>
     </w:p>
-    <w:bookmarkEnd w:id="110"/>
-    <w:bookmarkStart w:id="112" w:name="ref-roy_evolutionary_2000"/>
+    <w:bookmarkEnd w:id="116"/>
+    <w:bookmarkStart w:id="118" w:name="ref-roy_evolutionary_2000"/>
     <w:p>
       <w:pPr>
         <w:pStyle w:val="Bibliography"/>
@@ -4190,7 +4370,7 @@
       <w:r>
         <w:t xml:space="preserve"> </w:t>
       </w:r>
-      <w:hyperlink r:id="rId111">
+      <w:hyperlink r:id="rId117">
         <w:r>
           <w:rPr>
             <w:rStyle w:val="Hyperlink"/>
@@ -4202,8 +4382,8 @@
         <w:t xml:space="preserve">.</w:t>
       </w:r>
     </w:p>
-    <w:bookmarkEnd w:id="112"/>
-    <w:bookmarkStart w:id="114" w:name="ref-schmid-hempel_immune_2009"/>
+    <w:bookmarkEnd w:id="118"/>
+    <w:bookmarkStart w:id="120" w:name="ref-schmid-hempel_immune_2009"/>
     <w:p>
       <w:pPr>
         <w:pStyle w:val="Bibliography"/>
@@ -4248,7 +4428,7 @@
       <w:r>
         <w:t xml:space="preserve"> </w:t>
       </w:r>
-      <w:hyperlink r:id="rId113">
+      <w:hyperlink r:id="rId119">
         <w:r>
           <w:rPr>
             <w:rStyle w:val="Hyperlink"/>
@@ -4260,8 +4440,8 @@
         <w:t xml:space="preserve">.</w:t>
       </w:r>
     </w:p>
-    <w:bookmarkEnd w:id="114"/>
-    <w:bookmarkStart w:id="116" w:name="ref-schneider_two_2008"/>
+    <w:bookmarkEnd w:id="120"/>
+    <w:bookmarkStart w:id="122" w:name="ref-schneider_two_2008"/>
     <w:p>
       <w:pPr>
         <w:pStyle w:val="Bibliography"/>
@@ -4294,7 +4474,7 @@
       <w:r>
         <w:t xml:space="preserve"> </w:t>
       </w:r>
-      <w:hyperlink r:id="rId115">
+      <w:hyperlink r:id="rId121">
         <w:r>
           <w:rPr>
             <w:rStyle w:val="Hyperlink"/>
@@ -4306,8 +4486,8 @@
         <w:t xml:space="preserve">.</w:t>
       </w:r>
     </w:p>
-    <w:bookmarkEnd w:id="116"/>
-    <w:bookmarkStart w:id="118" w:name="ref-spurgin_how_2010"/>
+    <w:bookmarkEnd w:id="122"/>
+    <w:bookmarkStart w:id="124" w:name="ref-spurgin_how_2010"/>
     <w:p>
       <w:pPr>
         <w:pStyle w:val="Bibliography"/>
@@ -4349,7 +4529,7 @@
       <w:r>
         <w:t xml:space="preserve"> </w:t>
       </w:r>
-      <w:hyperlink r:id="rId117">
+      <w:hyperlink r:id="rId123">
         <w:r>
           <w:rPr>
             <w:rStyle w:val="Hyperlink"/>
@@ -4361,8 +4541,8 @@
         <w:t xml:space="preserve">.</w:t>
       </w:r>
     </w:p>
-    <w:bookmarkEnd w:id="118"/>
-    <w:bookmarkStart w:id="120" w:name="ref-spyropoulos_taysachs_1988"/>
+    <w:bookmarkEnd w:id="124"/>
+    <w:bookmarkStart w:id="126" w:name="ref-spyropoulos_taysachs_1988"/>
     <w:p>
       <w:pPr>
         <w:pStyle w:val="Bibliography"/>
@@ -4374,7 +4554,16 @@
         <w:t xml:space="preserve"> </w:t>
       </w:r>
       <w:r>
-        <w:t xml:space="preserve">“Tay-Sachs Carriers and Tuberculosis Resistance.”</w:t>
+        <w:t xml:space="preserve">“</w:t>
+      </w:r>
+      <w:r>
+        <w:t xml:space="preserve">Tay-Sachs</w:t>
+      </w:r>
+      <w:r>
+        <w:t xml:space="preserve"> </w:t>
+      </w:r>
+      <w:r>
+        <w:t xml:space="preserve">Carriers and Tuberculosis Resistance.”</w:t>
       </w:r>
       <w:r>
         <w:t xml:space="preserve"> </w:t>
@@ -4395,7 +4584,7 @@
       <w:r>
         <w:t xml:space="preserve"> </w:t>
       </w:r>
-      <w:hyperlink r:id="rId119">
+      <w:hyperlink r:id="rId125">
         <w:r>
           <w:rPr>
             <w:rStyle w:val="Hyperlink"/>
@@ -4407,8 +4596,8 @@
         <w:t xml:space="preserve">.</w:t>
       </w:r>
     </w:p>
-    <w:bookmarkEnd w:id="120"/>
-    <w:bookmarkStart w:id="122" w:name="ref-stahl_dynamics_1999"/>
+    <w:bookmarkEnd w:id="126"/>
+    <w:bookmarkStart w:id="128" w:name="ref-stahl_dynamics_1999"/>
     <w:p>
       <w:pPr>
         <w:pStyle w:val="Bibliography"/>
@@ -4462,7 +4651,7 @@
       <w:r>
         <w:t xml:space="preserve"> </w:t>
       </w:r>
-      <w:hyperlink r:id="rId121">
+      <w:hyperlink r:id="rId127">
         <w:r>
           <w:rPr>
             <w:rStyle w:val="Hyperlink"/>
@@ -4474,8 +4663,8 @@
         <w:t xml:space="preserve">.</w:t>
       </w:r>
     </w:p>
-    <w:bookmarkEnd w:id="122"/>
-    <w:bookmarkEnd w:id="123"/>
+    <w:bookmarkEnd w:id="128"/>
+    <w:bookmarkEnd w:id="129"/>
     <w:p>
       <w:r>
         <w:pict>
@@ -4488,11 +4677,11 @@
         <w:pStyle w:val="FirstParagraph"/>
       </w:pPr>
       <w:r>
-        <w:t xml:space="preserve">Last updated: 2025-10-26 17:49:47.158189</w:t>
-      </w:r>
-    </w:p>
-    <w:bookmarkEnd w:id="124"/>
-    <w:bookmarkEnd w:id="125"/>
+        <w:t xml:space="preserve">Last updated: 2025-10-31 09:49:47.735824</w:t>
+      </w:r>
+    </w:p>
+    <w:bookmarkEnd w:id="130"/>
+    <w:bookmarkEnd w:id="131"/>
     <w:sectPr/>
   </w:body>
 </w:document>

--- a/docs/notes/host_resist_tol.docx
+++ b/docs/notes/host_resist_tol.docx
@@ -338,7 +338,7 @@
         <w:pStyle w:val="Compact"/>
         <w:numPr>
           <w:ilvl w:val="0"/>
-          <w:numId w:val="1003"/>
+          <w:numId w:val="1002"/>
         </w:numPr>
       </w:pPr>
       <w:r>
@@ -395,7 +395,7 @@
         <w:pStyle w:val="Compact"/>
         <w:numPr>
           <w:ilvl w:val="0"/>
-          <w:numId w:val="1004"/>
+          <w:numId w:val="1002"/>
         </w:numPr>
       </w:pPr>
       <w:r>
@@ -888,7 +888,7 @@
         <w:pStyle w:val="Compact"/>
         <w:numPr>
           <w:ilvl w:val="0"/>
-          <w:numId w:val="1010"/>
+          <w:numId w:val="1009"/>
         </w:numPr>
       </w:pPr>
       <w:r>
@@ -900,7 +900,7 @@
         <w:pStyle w:val="Compact"/>
         <w:numPr>
           <w:ilvl w:val="0"/>
-          <w:numId w:val="1010"/>
+          <w:numId w:val="1009"/>
         </w:numPr>
       </w:pPr>
       <w:r>
@@ -1919,7 +1919,7 @@
         <w:pStyle w:val="Compact"/>
         <w:numPr>
           <w:ilvl w:val="0"/>
-          <w:numId w:val="1021"/>
+          <w:numId w:val="1020"/>
         </w:numPr>
       </w:pPr>
       <w:r>
@@ -1979,7 +1979,7 @@
         <w:pStyle w:val="Compact"/>
         <w:numPr>
           <w:ilvl w:val="0"/>
-          <w:numId w:val="1023"/>
+          <w:numId w:val="1020"/>
         </w:numPr>
       </w:pPr>
       <w:r>
@@ -2416,7 +2416,7 @@
         <w:pStyle w:val="Compact"/>
         <w:numPr>
           <w:ilvl w:val="0"/>
-          <w:numId w:val="1026"/>
+          <w:numId w:val="1025"/>
         </w:numPr>
       </w:pPr>
       <w:r>
@@ -2479,7 +2479,7 @@
         <w:pStyle w:val="Compact"/>
         <w:numPr>
           <w:ilvl w:val="0"/>
-          <w:numId w:val="1028"/>
+          <w:numId w:val="1027"/>
         </w:numPr>
       </w:pPr>
       <w:r>
@@ -2527,7 +2527,7 @@
         <w:pStyle w:val="Compact"/>
         <w:numPr>
           <w:ilvl w:val="0"/>
-          <w:numId w:val="1029"/>
+          <w:numId w:val="1027"/>
         </w:numPr>
       </w:pPr>
       <w:r>
@@ -2618,7 +2618,7 @@
         <w:pStyle w:val="Compact"/>
         <w:numPr>
           <w:ilvl w:val="1"/>
-          <w:numId w:val="1031"/>
+          <w:numId w:val="1030"/>
         </w:numPr>
       </w:pPr>
       <w:r>
@@ -2630,7 +2630,7 @@
         <w:pStyle w:val="Compact"/>
         <w:numPr>
           <w:ilvl w:val="1"/>
-          <w:numId w:val="1031"/>
+          <w:numId w:val="1030"/>
         </w:numPr>
       </w:pPr>
       <w:r>
@@ -2642,7 +2642,7 @@
         <w:pStyle w:val="Compact"/>
         <w:numPr>
           <w:ilvl w:val="1"/>
-          <w:numId w:val="1031"/>
+          <w:numId w:val="1030"/>
         </w:numPr>
       </w:pPr>
       <w:r>
@@ -4677,7 +4677,7 @@
         <w:pStyle w:val="FirstParagraph"/>
       </w:pPr>
       <w:r>
-        <w:t xml:space="preserve">Last updated: 2025-10-31 09:49:47.735824</w:t>
+        <w:t xml:space="preserve">Last updated: 2025-11-23 17:04:59.103761</w:t>
       </w:r>
     </w:p>
     <w:bookmarkEnd w:id="130"/>
